--- a/6 term/СА/lab1/lab1.docx
+++ b/6 term/СА/lab1/lab1.docx
@@ -619,7 +619,7 @@
           <w:color w:val="000000"/>
           <w:sz w:val="28"/>
           <w:szCs w:val="28"/>
-          <w:lang w:val="en-US"/>
+          <w:lang w:val="ru-RU"/>
         </w:rPr>
         <w:t xml:space="preserve">  </w:t>
       </w:r>
@@ -663,7 +663,7 @@
         <w:rPr>
           <w:sz w:val="28"/>
           <w:szCs w:val="28"/>
-          <w:lang w:val="en-US"/>
+          <w:lang w:val="ru-RU"/>
         </w:rPr>
         <w:t xml:space="preserve"> </w:t>
       </w:r>
@@ -949,7 +949,6 @@
               <w:noProof/>
               <w:sz w:val="28"/>
               <w:szCs w:val="28"/>
-              <w:lang w:val="ru-BY" w:eastAsia="ru-BY"/>
             </w:rPr>
           </w:pPr>
           <w:r>
@@ -1051,11 +1050,9 @@
           <w:pPr>
             <w:pStyle w:val="11"/>
             <w:rPr>
-              <w:rFonts w:asciiTheme="minorHAnsi" w:eastAsiaTheme="minorEastAsia" w:hAnsiTheme="minorHAnsi" w:cstheme="minorBidi"/>
               <w:noProof/>
               <w:sz w:val="28"/>
               <w:szCs w:val="28"/>
-              <w:lang w:val="ru-BY" w:eastAsia="ru-BY"/>
             </w:rPr>
           </w:pPr>
           <w:hyperlink w:anchor="_Toc188807312" w:history="1">
@@ -1140,18 +1137,38 @@
               <w:noProof/>
               <w:sz w:val="28"/>
               <w:szCs w:val="28"/>
-              <w:lang w:val="ru-BY" w:eastAsia="ru-BY"/>
+              <w:lang w:val="ru-RU"/>
             </w:rPr>
           </w:pPr>
-          <w:hyperlink w:anchor="_Toc188807313" w:history="1">
+          <w:hyperlink w:anchor="_Toc188807312" w:history="1">
             <w:r>
               <w:rPr>
                 <w:rStyle w:val="aa"/>
                 <w:noProof/>
                 <w:sz w:val="28"/>
                 <w:szCs w:val="28"/>
-              </w:rPr>
-              <w:t>2 ИСХОДНЫЕ ДАННЫЕ</w:t>
+                <w:lang w:val="ru-RU"/>
+              </w:rPr>
+              <w:t>2</w:t>
+            </w:r>
+            <w:r>
+              <w:rPr>
+                <w:rStyle w:val="aa"/>
+                <w:noProof/>
+                <w:sz w:val="28"/>
+                <w:szCs w:val="28"/>
+              </w:rPr>
+              <w:t xml:space="preserve"> </w:t>
+            </w:r>
+            <w:r>
+              <w:rPr>
+                <w:rStyle w:val="aa"/>
+                <w:noProof/>
+                <w:sz w:val="28"/>
+                <w:szCs w:val="28"/>
+                <w:lang w:val="ru-RU"/>
+              </w:rPr>
+              <w:t>ИСХОДНЫЕ ДАННЫЕ</w:t>
             </w:r>
             <w:r>
               <w:rPr>
@@ -1162,6 +1179,57 @@
               </w:rPr>
               <w:tab/>
             </w:r>
+          </w:hyperlink>
+          <w:r>
+            <w:rPr>
+              <w:noProof/>
+              <w:sz w:val="28"/>
+              <w:szCs w:val="28"/>
+              <w:lang w:val="ru-RU"/>
+            </w:rPr>
+            <w:t>5</w:t>
+          </w:r>
+        </w:p>
+        <w:p>
+          <w:pPr>
+            <w:pStyle w:val="11"/>
+            <w:rPr>
+              <w:rFonts w:asciiTheme="minorHAnsi" w:eastAsiaTheme="minorEastAsia" w:hAnsiTheme="minorHAnsi" w:cstheme="minorBidi"/>
+              <w:noProof/>
+              <w:sz w:val="28"/>
+              <w:szCs w:val="28"/>
+            </w:rPr>
+          </w:pPr>
+          <w:hyperlink w:anchor="_Toc188807312" w:history="1">
+            <w:r>
+              <w:rPr>
+                <w:rStyle w:val="aa"/>
+                <w:noProof/>
+                <w:sz w:val="28"/>
+                <w:szCs w:val="28"/>
+                <w:lang w:val="ru-RU"/>
+              </w:rPr>
+              <w:t>3</w:t>
+            </w:r>
+            <w:r>
+              <w:rPr>
+                <w:rStyle w:val="aa"/>
+                <w:noProof/>
+                <w:sz w:val="28"/>
+                <w:szCs w:val="28"/>
+              </w:rPr>
+              <w:t xml:space="preserve"> </w:t>
+            </w:r>
+            <w:r>
+              <w:rPr>
+                <w:rStyle w:val="aa"/>
+                <w:noProof/>
+                <w:sz w:val="28"/>
+                <w:szCs w:val="28"/>
+                <w:lang w:val="ru-RU"/>
+              </w:rPr>
+              <w:t>ВЫПОЛНЕНИЕ РАБОТЫ</w:t>
+            </w:r>
             <w:r>
               <w:rPr>
                 <w:noProof/>
@@ -1169,7 +1237,7 @@
                 <w:sz w:val="28"/>
                 <w:szCs w:val="28"/>
               </w:rPr>
-              <w:fldChar w:fldCharType="begin"/>
+              <w:tab/>
             </w:r>
             <w:r>
               <w:rPr>
@@ -1177,43 +1245,9 @@
                 <w:webHidden/>
                 <w:sz w:val="28"/>
                 <w:szCs w:val="28"/>
-              </w:rPr>
-              <w:instrText xml:space="preserve"> PAGEREF _Toc188807313 \h </w:instrText>
-            </w:r>
-            <w:r>
-              <w:rPr>
-                <w:noProof/>
-                <w:webHidden/>
-                <w:sz w:val="28"/>
-                <w:szCs w:val="28"/>
-              </w:rPr>
-            </w:r>
-            <w:r>
-              <w:rPr>
-                <w:noProof/>
-                <w:webHidden/>
-                <w:sz w:val="28"/>
-                <w:szCs w:val="28"/>
-              </w:rPr>
-              <w:fldChar w:fldCharType="separate"/>
-            </w:r>
-            <w:r>
-              <w:rPr>
-                <w:noProof/>
-                <w:webHidden/>
-                <w:sz w:val="28"/>
-                <w:szCs w:val="28"/>
-              </w:rPr>
-              <w:t>5</w:t>
-            </w:r>
-            <w:r>
-              <w:rPr>
-                <w:noProof/>
-                <w:webHidden/>
-                <w:sz w:val="28"/>
-                <w:szCs w:val="28"/>
-              </w:rPr>
-              <w:fldChar w:fldCharType="end"/>
+                <w:lang w:val="ru-RU"/>
+              </w:rPr>
+              <w:t>6</w:t>
             </w:r>
           </w:hyperlink>
         </w:p>
@@ -1225,10 +1259,9 @@
               <w:noProof/>
               <w:sz w:val="28"/>
               <w:szCs w:val="28"/>
-              <w:lang w:val="ru-BY" w:eastAsia="ru-BY"/>
             </w:rPr>
           </w:pPr>
-          <w:hyperlink w:anchor="_Toc188807314" w:history="1">
+          <w:hyperlink w:anchor="_Toc188807321" w:history="1">
             <w:r>
               <w:rPr>
                 <w:rStyle w:val="aa"/>
@@ -1236,7 +1269,7 @@
                 <w:sz w:val="28"/>
                 <w:szCs w:val="28"/>
               </w:rPr>
-              <w:t>3 ВЫПОЛНЕНИЕ РАБОТЫ</w:t>
+              <w:t>ЗАКЛЮЧЕНИЕ</w:t>
             </w:r>
             <w:r>
               <w:rPr>
@@ -1263,7 +1296,7 @@
                 <w:sz w:val="28"/>
                 <w:szCs w:val="28"/>
               </w:rPr>
-              <w:instrText xml:space="preserve"> PAGEREF _Toc188807314 \h </w:instrText>
+              <w:instrText xml:space="preserve"> PAGEREF _Toc188807321 \h </w:instrText>
             </w:r>
             <w:r>
               <w:rPr>
@@ -1289,377 +1322,7 @@
                 <w:sz w:val="28"/>
                 <w:szCs w:val="28"/>
               </w:rPr>
-              <w:t>6</w:t>
-            </w:r>
-            <w:r>
-              <w:rPr>
-                <w:noProof/>
-                <w:webHidden/>
-                <w:sz w:val="28"/>
-                <w:szCs w:val="28"/>
-              </w:rPr>
-              <w:fldChar w:fldCharType="end"/>
-            </w:r>
-          </w:hyperlink>
-        </w:p>
-        <w:p>
-          <w:pPr>
-            <w:pStyle w:val="2"/>
-            <w:tabs>
-              <w:tab w:val="right" w:leader="dot" w:pos="9345"/>
-            </w:tabs>
-            <w:rPr>
-              <w:rFonts w:asciiTheme="minorHAnsi" w:eastAsiaTheme="minorEastAsia" w:hAnsiTheme="minorHAnsi" w:cstheme="minorBidi"/>
-              <w:noProof/>
-              <w:sz w:val="28"/>
-              <w:szCs w:val="28"/>
-              <w:lang w:val="ru-BY" w:eastAsia="ru-BY"/>
-            </w:rPr>
-          </w:pPr>
-          <w:hyperlink w:anchor="_Toc188807315" w:history="1">
-            <w:r>
-              <w:rPr>
-                <w:rStyle w:val="aa"/>
-                <w:bCs/>
-                <w:noProof/>
-                <w:sz w:val="28"/>
-                <w:szCs w:val="28"/>
-              </w:rPr>
-              <w:t xml:space="preserve">3.1 </w:t>
-            </w:r>
-            <w:r>
-              <w:rPr>
-                <w:rStyle w:val="aa"/>
-                <w:noProof/>
-                <w:sz w:val="28"/>
-                <w:szCs w:val="28"/>
-              </w:rPr>
-              <w:t>Метод Саати</w:t>
-            </w:r>
-            <w:r>
-              <w:rPr>
-                <w:noProof/>
-                <w:webHidden/>
-                <w:sz w:val="28"/>
-                <w:szCs w:val="28"/>
-              </w:rPr>
-              <w:tab/>
-            </w:r>
-            <w:r>
-              <w:rPr>
-                <w:noProof/>
-                <w:webHidden/>
-                <w:sz w:val="28"/>
-                <w:szCs w:val="28"/>
-              </w:rPr>
-              <w:fldChar w:fldCharType="begin"/>
-            </w:r>
-            <w:r>
-              <w:rPr>
-                <w:noProof/>
-                <w:webHidden/>
-                <w:sz w:val="28"/>
-                <w:szCs w:val="28"/>
-              </w:rPr>
-              <w:instrText xml:space="preserve"> PAGEREF _Toc188807315 \h </w:instrText>
-            </w:r>
-            <w:r>
-              <w:rPr>
-                <w:noProof/>
-                <w:webHidden/>
-                <w:sz w:val="28"/>
-                <w:szCs w:val="28"/>
-              </w:rPr>
-            </w:r>
-            <w:r>
-              <w:rPr>
-                <w:noProof/>
-                <w:webHidden/>
-                <w:sz w:val="28"/>
-                <w:szCs w:val="28"/>
-              </w:rPr>
-              <w:fldChar w:fldCharType="separate"/>
-            </w:r>
-            <w:r>
-              <w:rPr>
-                <w:noProof/>
-                <w:webHidden/>
-                <w:sz w:val="28"/>
-                <w:szCs w:val="28"/>
-              </w:rPr>
-              <w:t>6</w:t>
-            </w:r>
-            <w:r>
-              <w:rPr>
-                <w:noProof/>
-                <w:webHidden/>
-                <w:sz w:val="28"/>
-                <w:szCs w:val="28"/>
-              </w:rPr>
-              <w:fldChar w:fldCharType="end"/>
-            </w:r>
-          </w:hyperlink>
-        </w:p>
-        <w:p>
-          <w:pPr>
-            <w:pStyle w:val="2"/>
-            <w:tabs>
-              <w:tab w:val="right" w:leader="dot" w:pos="9345"/>
-            </w:tabs>
-            <w:rPr>
-              <w:rFonts w:asciiTheme="minorHAnsi" w:eastAsiaTheme="minorEastAsia" w:hAnsiTheme="minorHAnsi" w:cstheme="minorBidi"/>
-              <w:noProof/>
-              <w:sz w:val="28"/>
-              <w:szCs w:val="28"/>
-              <w:lang w:val="ru-BY" w:eastAsia="ru-BY"/>
-            </w:rPr>
-          </w:pPr>
-          <w:hyperlink w:anchor="_Toc188807317" w:history="1">
-            <w:r>
-              <w:rPr>
-                <w:rStyle w:val="aa"/>
-                <w:noProof/>
-                <w:sz w:val="28"/>
-                <w:szCs w:val="28"/>
-              </w:rPr>
-              <w:t>3.</w:t>
-            </w:r>
-            <w:r>
-              <w:rPr>
-                <w:rStyle w:val="aa"/>
-                <w:noProof/>
-                <w:sz w:val="28"/>
-                <w:szCs w:val="28"/>
-              </w:rPr>
-              <w:t>2</w:t>
-            </w:r>
-            <w:r>
-              <w:rPr>
-                <w:rStyle w:val="aa"/>
-                <w:noProof/>
-                <w:sz w:val="28"/>
-                <w:szCs w:val="28"/>
-              </w:rPr>
-              <w:t xml:space="preserve"> Метод предпочтений</w:t>
-            </w:r>
-            <w:r>
-              <w:rPr>
-                <w:noProof/>
-                <w:webHidden/>
-                <w:sz w:val="28"/>
-                <w:szCs w:val="28"/>
-              </w:rPr>
-              <w:tab/>
-            </w:r>
-            <w:r>
-              <w:rPr>
-                <w:noProof/>
-                <w:webHidden/>
-                <w:sz w:val="28"/>
-                <w:szCs w:val="28"/>
-              </w:rPr>
-              <w:t>9</w:t>
-            </w:r>
-          </w:hyperlink>
-        </w:p>
-        <w:p>
-          <w:pPr>
-            <w:pStyle w:val="2"/>
-            <w:tabs>
-              <w:tab w:val="right" w:leader="dot" w:pos="9345"/>
-            </w:tabs>
-            <w:rPr>
-              <w:rFonts w:asciiTheme="minorHAnsi" w:eastAsiaTheme="minorEastAsia" w:hAnsiTheme="minorHAnsi" w:cstheme="minorBidi"/>
-              <w:noProof/>
-              <w:sz w:val="28"/>
-              <w:szCs w:val="28"/>
-              <w:lang w:val="ru-BY" w:eastAsia="ru-BY"/>
-            </w:rPr>
-          </w:pPr>
-          <w:hyperlink w:anchor="_Toc188807319" w:history="1">
-            <w:r>
-              <w:rPr>
-                <w:rStyle w:val="aa"/>
-                <w:noProof/>
-                <w:sz w:val="28"/>
-                <w:szCs w:val="28"/>
-              </w:rPr>
-              <w:t>3.</w:t>
-            </w:r>
-            <w:r>
-              <w:rPr>
-                <w:rStyle w:val="aa"/>
-                <w:noProof/>
-                <w:sz w:val="28"/>
-                <w:szCs w:val="28"/>
-              </w:rPr>
-              <w:t>3</w:t>
-            </w:r>
-            <w:r>
-              <w:rPr>
-                <w:rStyle w:val="aa"/>
-                <w:noProof/>
-                <w:sz w:val="28"/>
-                <w:szCs w:val="28"/>
-              </w:rPr>
-              <w:t xml:space="preserve"> Метод Ранга</w:t>
-            </w:r>
-            <w:r>
-              <w:rPr>
-                <w:noProof/>
-                <w:webHidden/>
-                <w:sz w:val="28"/>
-                <w:szCs w:val="28"/>
-              </w:rPr>
-              <w:tab/>
-            </w:r>
-            <w:r>
-              <w:rPr>
-                <w:noProof/>
-                <w:webHidden/>
-                <w:sz w:val="28"/>
-                <w:szCs w:val="28"/>
-              </w:rPr>
-              <w:fldChar w:fldCharType="begin"/>
-            </w:r>
-            <w:r>
-              <w:rPr>
-                <w:noProof/>
-                <w:webHidden/>
-                <w:sz w:val="28"/>
-                <w:szCs w:val="28"/>
-              </w:rPr>
-              <w:instrText xml:space="preserve"> PAGEREF _Toc188807319 \h </w:instrText>
-            </w:r>
-            <w:r>
-              <w:rPr>
-                <w:noProof/>
-                <w:webHidden/>
-                <w:sz w:val="28"/>
-                <w:szCs w:val="28"/>
-              </w:rPr>
-            </w:r>
-            <w:r>
-              <w:rPr>
-                <w:noProof/>
-                <w:webHidden/>
-                <w:sz w:val="28"/>
-                <w:szCs w:val="28"/>
-              </w:rPr>
-              <w:fldChar w:fldCharType="separate"/>
-            </w:r>
-            <w:r>
-              <w:rPr>
-                <w:noProof/>
-                <w:webHidden/>
-                <w:sz w:val="28"/>
-                <w:szCs w:val="28"/>
-              </w:rPr>
-              <w:t>1</w:t>
-            </w:r>
-            <w:r>
-              <w:rPr>
-                <w:noProof/>
-                <w:webHidden/>
-                <w:sz w:val="28"/>
-                <w:szCs w:val="28"/>
-              </w:rPr>
-              <w:t>2</w:t>
-            </w:r>
-            <w:r>
-              <w:rPr>
-                <w:noProof/>
-                <w:webHidden/>
-                <w:sz w:val="28"/>
-                <w:szCs w:val="28"/>
-              </w:rPr>
-              <w:fldChar w:fldCharType="end"/>
-            </w:r>
-          </w:hyperlink>
-        </w:p>
-        <w:p>
-          <w:pPr>
-            <w:pStyle w:val="11"/>
-            <w:rPr>
-              <w:rFonts w:asciiTheme="minorHAnsi" w:eastAsiaTheme="minorEastAsia" w:hAnsiTheme="minorHAnsi" w:cstheme="minorBidi"/>
-              <w:noProof/>
-              <w:sz w:val="28"/>
-              <w:szCs w:val="28"/>
-              <w:lang w:val="ru-BY" w:eastAsia="ru-BY"/>
-            </w:rPr>
-          </w:pPr>
-          <w:hyperlink w:anchor="_Toc188807321" w:history="1">
-            <w:r>
-              <w:rPr>
-                <w:rStyle w:val="aa"/>
-                <w:noProof/>
-                <w:sz w:val="28"/>
-                <w:szCs w:val="28"/>
-              </w:rPr>
-              <w:t>ЗАКЛЮЧЕНИЕ</w:t>
-            </w:r>
-            <w:r>
-              <w:rPr>
-                <w:noProof/>
-                <w:webHidden/>
-                <w:sz w:val="28"/>
-                <w:szCs w:val="28"/>
-              </w:rPr>
-              <w:tab/>
-            </w:r>
-            <w:r>
-              <w:rPr>
-                <w:noProof/>
-                <w:webHidden/>
-                <w:sz w:val="28"/>
-                <w:szCs w:val="28"/>
-              </w:rPr>
-              <w:fldChar w:fldCharType="begin"/>
-            </w:r>
-            <w:r>
-              <w:rPr>
-                <w:noProof/>
-                <w:webHidden/>
-                <w:sz w:val="28"/>
-                <w:szCs w:val="28"/>
-              </w:rPr>
-              <w:instrText xml:space="preserve"> PAGEREF _Toc188807321 \h </w:instrText>
-            </w:r>
-            <w:r>
-              <w:rPr>
-                <w:noProof/>
-                <w:webHidden/>
-                <w:sz w:val="28"/>
-                <w:szCs w:val="28"/>
-              </w:rPr>
-            </w:r>
-            <w:r>
-              <w:rPr>
-                <w:noProof/>
-                <w:webHidden/>
-                <w:sz w:val="28"/>
-                <w:szCs w:val="28"/>
-              </w:rPr>
-              <w:fldChar w:fldCharType="separate"/>
-            </w:r>
-            <w:r>
-              <w:rPr>
-                <w:noProof/>
-                <w:webHidden/>
-                <w:sz w:val="28"/>
-                <w:szCs w:val="28"/>
-              </w:rPr>
-              <w:t>1</w:t>
-            </w:r>
-            <w:r>
-              <w:rPr>
-                <w:noProof/>
-                <w:webHidden/>
-                <w:sz w:val="28"/>
-                <w:szCs w:val="28"/>
-                <w:lang w:val="ru-RU"/>
-              </w:rPr>
-              <w:t>5</w:t>
+              <w:t>15</w:t>
             </w:r>
             <w:r>
               <w:rPr>
@@ -1801,6 +1464,43 @@
           <w:bCs/>
           <w:sz w:val="28"/>
           <w:szCs w:val="28"/>
+          <w:lang w:val="ru-RU"/>
+        </w:rPr>
+      </w:pPr>
+    </w:p>
+    <w:p>
+      <w:pPr>
+        <w:ind w:firstLine="550"/>
+        <w:jc w:val="both"/>
+        <w:rPr>
+          <w:b/>
+          <w:bCs/>
+          <w:sz w:val="28"/>
+          <w:szCs w:val="28"/>
+        </w:rPr>
+      </w:pPr>
+    </w:p>
+    <w:p>
+      <w:pPr>
+        <w:ind w:firstLine="550"/>
+        <w:jc w:val="both"/>
+        <w:rPr>
+          <w:b/>
+          <w:bCs/>
+          <w:sz w:val="28"/>
+          <w:szCs w:val="28"/>
+        </w:rPr>
+      </w:pPr>
+    </w:p>
+    <w:p>
+      <w:pPr>
+        <w:ind w:firstLine="550"/>
+        <w:jc w:val="both"/>
+        <w:rPr>
+          <w:b/>
+          <w:bCs/>
+          <w:sz w:val="28"/>
+          <w:szCs w:val="28"/>
         </w:rPr>
       </w:pPr>
     </w:p>
@@ -2142,14 +1842,12 @@
         <w:rPr>
           <w:sz w:val="28"/>
           <w:szCs w:val="28"/>
-          <w:lang w:val="ru-BY"/>
-        </w:rPr>
-      </w:pPr>
-      <w:r>
-        <w:rPr>
-          <w:sz w:val="28"/>
-          <w:szCs w:val="28"/>
-          <w:lang w:val="ru-BY"/>
+        </w:rPr>
+      </w:pPr>
+      <w:r>
+        <w:rPr>
+          <w:sz w:val="28"/>
+          <w:szCs w:val="28"/>
         </w:rPr>
         <w:t xml:space="preserve">В современных условиях управления организациями, проектами и сложными системами руководители и аналитики всё чаще сталкиваются с задачами, которые невозможно или крайне сложно описать строгими математическими моделями. К таким задачам относятся выбор стратегических направлений развития, оценка качественных факторов влияния, прогнозирование в условиях неопределённости и другие управленческие проблемы, в которых преобладают </w:t>
       </w:r>
@@ -2158,7 +1856,6 @@
         <w:rPr>
           <w:sz w:val="28"/>
           <w:szCs w:val="28"/>
-          <w:lang w:val="ru-BY"/>
         </w:rPr>
         <w:t>неформализуемые</w:t>
       </w:r>
@@ -2167,7 +1864,6 @@
         <w:rPr>
           <w:sz w:val="28"/>
           <w:szCs w:val="28"/>
-          <w:lang w:val="ru-BY"/>
         </w:rPr>
         <w:t xml:space="preserve"> критерии и экспертные суждения.</w:t>
       </w:r>
@@ -2188,7 +1884,6 @@
         <w:rPr>
           <w:sz w:val="28"/>
           <w:szCs w:val="28"/>
-          <w:lang w:val="ru-BY"/>
         </w:rPr>
         <w:t>Актуальность применения методов экспертного анализа обусловлена необходимостью принятия обоснованных решений в условиях дефицита точных количественных данных, неполноты информации и высокой степени неопределённости внешней среды. Эти методы позволяют систематизировать коллективный опыт, интуицию и знания специалистов, преобразуя их в количественные оценки для последующего анализа.</w:t>
       </w:r>
@@ -2911,7 +2606,7 @@
     </w:p>
     <w:p>
       <w:pPr>
-        <w:ind w:left="10" w:right="73" w:firstLine="540"/>
+        <w:ind w:firstLine="550"/>
         <w:jc w:val="both"/>
         <w:rPr>
           <w:b/>
@@ -2920,26 +2615,39 @@
           <w:szCs w:val="28"/>
         </w:rPr>
       </w:pPr>
-      <w:r>
+    </w:p>
+    <w:p>
+      <w:pPr>
+        <w:ind w:left="10" w:right="73" w:firstLine="540"/>
+        <w:jc w:val="both"/>
         <w:rPr>
           <w:b/>
           <w:bCs/>
           <w:sz w:val="28"/>
           <w:szCs w:val="28"/>
         </w:rPr>
-        <w:t>2 ИСХОДНЫЕ ДАННЫЕ</w:t>
-      </w:r>
-    </w:p>
-    <w:p>
-      <w:pPr>
-        <w:ind w:left="10" w:right="73" w:firstLine="540"/>
-        <w:jc w:val="both"/>
+      </w:pPr>
+      <w:r>
         <w:rPr>
           <w:b/>
           <w:bCs/>
           <w:sz w:val="28"/>
           <w:szCs w:val="28"/>
         </w:rPr>
+        <w:lastRenderedPageBreak/>
+        <w:t>2 ИСХОДНЫЕ ДАННЫЕ</w:t>
+      </w:r>
+    </w:p>
+    <w:p>
+      <w:pPr>
+        <w:ind w:left="10" w:right="73" w:firstLine="540"/>
+        <w:jc w:val="both"/>
+        <w:rPr>
+          <w:b/>
+          <w:bCs/>
+          <w:sz w:val="28"/>
+          <w:szCs w:val="28"/>
+        </w:rPr>
       </w:pPr>
     </w:p>
     <w:p>
@@ -3637,6 +3345,7 @@
           <w:sz w:val="28"/>
           <w:szCs w:val="28"/>
         </w:rPr>
+        <w:lastRenderedPageBreak/>
         <w:t>3 ВЫПОЛНЕНИЕ РАБОТЫ</w:t>
       </w:r>
     </w:p>
@@ -3649,7 +3358,7 @@
           <w:bCs/>
           <w:sz w:val="28"/>
           <w:szCs w:val="28"/>
-          <w:lang w:val="en-US"/>
+          <w:lang w:val="ru-RU"/>
         </w:rPr>
       </w:pPr>
     </w:p>
@@ -3786,19 +3495,11 @@
         </w:rPr>
         <w:t>о условию варианта, п</w:t>
       </w:r>
-      <w:proofErr w:type="spellStart"/>
-      <w:r>
-        <w:rPr>
-          <w:sz w:val="28"/>
-        </w:rPr>
-        <w:t>ервый</w:t>
-      </w:r>
-      <w:proofErr w:type="spellEnd"/>
-      <w:r>
-        <w:rPr>
-          <w:sz w:val="28"/>
-        </w:rPr>
-        <w:t xml:space="preserve"> эксперт: А3 &gt; А2 &gt; А1 &gt; А4</w:t>
+      <w:r>
+        <w:rPr>
+          <w:sz w:val="28"/>
+        </w:rPr>
+        <w:t>ервый эксперт: А3 &gt; А2 &gt; А1 &gt; А4</w:t>
       </w:r>
       <w:r>
         <w:rPr>
@@ -4134,7 +3835,7 @@
               <w:bottom w:val="single" w:sz="4" w:space="0" w:color="auto"/>
               <w:right w:val="single" w:sz="4" w:space="0" w:color="auto"/>
             </w:tcBorders>
-            <w:shd w:val="clear" w:color="000000" w:fill="D9E1F2"/>
+            <w:shd w:val="clear" w:color="auto" w:fill="auto"/>
             <w:noWrap/>
             <w:vAlign w:val="bottom"/>
             <w:hideMark/>
@@ -4167,7 +3868,7 @@
               <w:bottom w:val="single" w:sz="4" w:space="0" w:color="auto"/>
               <w:right w:val="single" w:sz="4" w:space="0" w:color="auto"/>
             </w:tcBorders>
-            <w:shd w:val="clear" w:color="000000" w:fill="D9E1F2"/>
+            <w:shd w:val="clear" w:color="auto" w:fill="auto"/>
             <w:noWrap/>
             <w:vAlign w:val="bottom"/>
             <w:hideMark/>
@@ -4204,7 +3905,7 @@
               <w:bottom w:val="single" w:sz="4" w:space="0" w:color="auto"/>
               <w:right w:val="single" w:sz="4" w:space="0" w:color="auto"/>
             </w:tcBorders>
-            <w:shd w:val="clear" w:color="000000" w:fill="D9E1F2"/>
+            <w:shd w:val="clear" w:color="auto" w:fill="auto"/>
             <w:noWrap/>
             <w:vAlign w:val="bottom"/>
             <w:hideMark/>
@@ -4241,7 +3942,7 @@
               <w:bottom w:val="single" w:sz="4" w:space="0" w:color="auto"/>
               <w:right w:val="single" w:sz="4" w:space="0" w:color="auto"/>
             </w:tcBorders>
-            <w:shd w:val="clear" w:color="000000" w:fill="D9E1F2"/>
+            <w:shd w:val="clear" w:color="auto" w:fill="auto"/>
             <w:noWrap/>
             <w:vAlign w:val="bottom"/>
             <w:hideMark/>
@@ -4278,7 +3979,7 @@
               <w:bottom w:val="single" w:sz="4" w:space="0" w:color="auto"/>
               <w:right w:val="single" w:sz="4" w:space="0" w:color="auto"/>
             </w:tcBorders>
-            <w:shd w:val="clear" w:color="000000" w:fill="D9E1F2"/>
+            <w:shd w:val="clear" w:color="auto" w:fill="auto"/>
             <w:noWrap/>
             <w:vAlign w:val="bottom"/>
             <w:hideMark/>
@@ -4321,7 +4022,7 @@
               <w:bottom w:val="single" w:sz="4" w:space="0" w:color="auto"/>
               <w:right w:val="single" w:sz="4" w:space="0" w:color="auto"/>
             </w:tcBorders>
-            <w:shd w:val="clear" w:color="000000" w:fill="D9E1F2"/>
+            <w:shd w:val="clear" w:color="auto" w:fill="auto"/>
             <w:noWrap/>
             <w:vAlign w:val="bottom"/>
             <w:hideMark/>
@@ -4496,7 +4197,7 @@
               <w:bottom w:val="single" w:sz="4" w:space="0" w:color="auto"/>
               <w:right w:val="single" w:sz="4" w:space="0" w:color="auto"/>
             </w:tcBorders>
-            <w:shd w:val="clear" w:color="000000" w:fill="D9E1F2"/>
+            <w:shd w:val="clear" w:color="auto" w:fill="auto"/>
             <w:noWrap/>
             <w:vAlign w:val="bottom"/>
             <w:hideMark/>
@@ -4671,7 +4372,7 @@
               <w:bottom w:val="single" w:sz="4" w:space="0" w:color="auto"/>
               <w:right w:val="single" w:sz="4" w:space="0" w:color="auto"/>
             </w:tcBorders>
-            <w:shd w:val="clear" w:color="000000" w:fill="D9E1F2"/>
+            <w:shd w:val="clear" w:color="auto" w:fill="auto"/>
             <w:noWrap/>
             <w:vAlign w:val="bottom"/>
             <w:hideMark/>
@@ -4846,7 +4547,7 @@
               <w:bottom w:val="single" w:sz="4" w:space="0" w:color="auto"/>
               <w:right w:val="single" w:sz="4" w:space="0" w:color="auto"/>
             </w:tcBorders>
-            <w:shd w:val="clear" w:color="000000" w:fill="D9E1F2"/>
+            <w:shd w:val="clear" w:color="auto" w:fill="auto"/>
             <w:noWrap/>
             <w:vAlign w:val="bottom"/>
             <w:hideMark/>
@@ -5198,75 +4899,75 @@
       <w:pPr>
         <w:rPr>
           <w:sz w:val="28"/>
+          <w:lang w:val="ru-RU"/>
+        </w:rPr>
+      </w:pPr>
+      <w:r>
+        <w:rPr>
+          <w:sz w:val="28"/>
+        </w:rPr>
+        <w:t xml:space="preserve">где </w:t>
+      </w:r>
+      <w:proofErr w:type="spellStart"/>
+      <w:r>
+        <w:rPr>
+          <w:i/>
+          <w:sz w:val="28"/>
           <w:lang w:val="en-US"/>
         </w:rPr>
-      </w:pPr>
-      <w:r>
-        <w:rPr>
-          <w:sz w:val="28"/>
-        </w:rPr>
-        <w:t xml:space="preserve">где </w:t>
-      </w:r>
-      <w:proofErr w:type="spellStart"/>
+        <w:t>i</w:t>
+      </w:r>
+      <w:proofErr w:type="spellEnd"/>
       <w:r>
         <w:rPr>
           <w:i/>
           <w:sz w:val="28"/>
+          <w:lang w:val="ru-RU"/>
+        </w:rPr>
+        <w:t xml:space="preserve"> </w:t>
+      </w:r>
+      <w:r>
+        <w:rPr>
+          <w:sz w:val="28"/>
+          <w:lang w:val="ru-RU"/>
+        </w:rPr>
+        <w:t>=</w:t>
+      </w:r>
+      <w:r>
+        <w:rPr>
+          <w:sz w:val="28"/>
+          <w:lang w:val="ru-RU"/>
+        </w:rPr>
+        <w:t xml:space="preserve"> </w:t>
+      </w:r>
+      <w:proofErr w:type="gramStart"/>
+      <w:r>
+        <w:rPr>
+          <w:sz w:val="28"/>
+          <w:lang w:val="ru-RU"/>
+        </w:rPr>
+        <w:t>1,...</w:t>
+      </w:r>
+      <w:proofErr w:type="gramEnd"/>
+      <w:r>
+        <w:rPr>
+          <w:sz w:val="28"/>
+          <w:lang w:val="ru-RU"/>
+        </w:rPr>
+        <w:t>,</w:t>
+      </w:r>
+      <w:r>
+        <w:rPr>
+          <w:i/>
+          <w:sz w:val="28"/>
           <w:lang w:val="en-US"/>
         </w:rPr>
-        <w:t>i</w:t>
-      </w:r>
-      <w:proofErr w:type="spellEnd"/>
-      <w:r>
-        <w:rPr>
-          <w:i/>
-          <w:sz w:val="28"/>
-          <w:lang w:val="en-US"/>
-        </w:rPr>
-        <w:t xml:space="preserve"> </w:t>
-      </w:r>
-      <w:r>
-        <w:rPr>
-          <w:sz w:val="28"/>
-          <w:lang w:val="en-US"/>
-        </w:rPr>
-        <w:t>=</w:t>
-      </w:r>
-      <w:r>
-        <w:rPr>
-          <w:sz w:val="28"/>
-          <w:lang w:val="en-US"/>
-        </w:rPr>
-        <w:t xml:space="preserve"> </w:t>
-      </w:r>
-      <w:proofErr w:type="gramStart"/>
-      <w:r>
-        <w:rPr>
-          <w:sz w:val="28"/>
-          <w:lang w:val="en-US"/>
-        </w:rPr>
-        <w:t>1,...</w:t>
-      </w:r>
-      <w:proofErr w:type="gramEnd"/>
-      <w:r>
-        <w:rPr>
-          <w:sz w:val="28"/>
-          <w:lang w:val="en-US"/>
-        </w:rPr>
-        <w:t>,</w:t>
-      </w:r>
-      <w:r>
-        <w:rPr>
-          <w:i/>
-          <w:sz w:val="28"/>
-          <w:lang w:val="en-US"/>
-        </w:rPr>
         <w:t>N</w:t>
       </w:r>
       <w:r>
         <w:rPr>
           <w:sz w:val="28"/>
-          <w:lang w:val="en-US"/>
+          <w:lang w:val="ru-RU"/>
         </w:rPr>
         <w:t>.</w:t>
       </w:r>
@@ -5536,23 +5237,7 @@
                   <w:sz w:val="28"/>
                   <w:szCs w:val="28"/>
                 </w:rPr>
-                <m:t>=</m:t>
-              </m:r>
-              <m:r>
-                <w:rPr>
-                  <w:rFonts w:ascii="Cambria Math" w:hAnsi="Cambria Math"/>
-                  <w:sz w:val="28"/>
-                  <w:szCs w:val="28"/>
-                </w:rPr>
-                <m:t>0.7</m:t>
-              </m:r>
-              <m:r>
-                <w:rPr>
-                  <w:rFonts w:ascii="Cambria Math" w:hAnsi="Cambria Math"/>
-                  <w:sz w:val="28"/>
-                  <w:szCs w:val="28"/>
-                </w:rPr>
-                <m:t>;</m:t>
+                <m:t>=0.7;</m:t>
               </m:r>
             </m:e>
             <m:sub>
@@ -5661,31 +5346,7 @@
                       <w:sz w:val="28"/>
                       <w:szCs w:val="28"/>
                     </w:rPr>
-                    <m:t>3</m:t>
-                  </m:r>
-                  <m:r>
-                    <w:rPr>
-                      <w:rFonts w:ascii="Cambria Math" w:hAnsi="Cambria Math"/>
-                      <w:sz w:val="28"/>
-                      <w:szCs w:val="28"/>
-                    </w:rPr>
-                    <m:t>⋅</m:t>
-                  </m:r>
-                  <m:r>
-                    <w:rPr>
-                      <w:rFonts w:ascii="Cambria Math" w:hAnsi="Cambria Math"/>
-                      <w:sz w:val="28"/>
-                      <w:szCs w:val="28"/>
-                    </w:rPr>
-                    <m:t>1</m:t>
-                  </m:r>
-                  <m:r>
-                    <w:rPr>
-                      <w:rFonts w:ascii="Cambria Math" w:hAnsi="Cambria Math"/>
-                      <w:sz w:val="28"/>
-                      <w:szCs w:val="28"/>
-                    </w:rPr>
-                    <m:t>⋅</m:t>
+                    <m:t>3⋅1⋅</m:t>
                   </m:r>
                   <m:d>
                     <m:dPr>
@@ -5739,15 +5400,7 @@
                       <w:sz w:val="28"/>
                       <w:szCs w:val="28"/>
                     </w:rPr>
-                    <m:t>⋅</m:t>
-                  </m:r>
-                  <m:r>
-                    <w:rPr>
-                      <w:rFonts w:ascii="Cambria Math" w:hAnsi="Cambria Math"/>
-                      <w:sz w:val="28"/>
-                      <w:szCs w:val="28"/>
-                    </w:rPr>
-                    <m:t>7</m:t>
+                    <m:t>⋅7</m:t>
                   </m:r>
                 </m:e>
               </m:rad>
@@ -5757,23 +5410,7 @@
                   <w:sz w:val="28"/>
                   <w:szCs w:val="28"/>
                 </w:rPr>
-                <m:t>=1.</m:t>
-              </m:r>
-              <m:r>
-                <w:rPr>
-                  <w:rFonts w:ascii="Cambria Math" w:hAnsi="Cambria Math"/>
-                  <w:sz w:val="28"/>
-                  <w:szCs w:val="28"/>
-                </w:rPr>
-                <m:t>43</m:t>
-              </m:r>
-              <m:r>
-                <w:rPr>
-                  <w:rFonts w:ascii="Cambria Math" w:hAnsi="Cambria Math"/>
-                  <w:sz w:val="28"/>
-                  <w:szCs w:val="28"/>
-                </w:rPr>
-                <m:t>;</m:t>
+                <m:t>=1.43;</m:t>
               </m:r>
             </m:e>
             <m:sub>
@@ -5883,55 +5520,7 @@
                       <w:sz w:val="28"/>
                       <w:szCs w:val="28"/>
                     </w:rPr>
-                    <m:t>7</m:t>
-                  </m:r>
-                  <m:r>
-                    <w:rPr>
-                      <w:rFonts w:ascii="Cambria Math" w:hAnsi="Cambria Math"/>
-                      <w:sz w:val="28"/>
-                      <w:szCs w:val="28"/>
-                    </w:rPr>
-                    <m:t>⋅</m:t>
-                  </m:r>
-                  <m:r>
-                    <w:rPr>
-                      <w:rFonts w:ascii="Cambria Math" w:hAnsi="Cambria Math"/>
-                      <w:sz w:val="28"/>
-                      <w:szCs w:val="28"/>
-                    </w:rPr>
-                    <m:t>5</m:t>
-                  </m:r>
-                  <m:r>
-                    <w:rPr>
-                      <w:rFonts w:ascii="Cambria Math" w:hAnsi="Cambria Math"/>
-                      <w:sz w:val="28"/>
-                      <w:szCs w:val="28"/>
-                    </w:rPr>
-                    <m:t>⋅</m:t>
-                  </m:r>
-                  <m:r>
-                    <w:rPr>
-                      <w:rFonts w:ascii="Cambria Math" w:hAnsi="Cambria Math"/>
-                      <w:sz w:val="28"/>
-                      <w:szCs w:val="28"/>
-                    </w:rPr>
-                    <m:t>1</m:t>
-                  </m:r>
-                  <m:r>
-                    <w:rPr>
-                      <w:rFonts w:ascii="Cambria Math" w:hAnsi="Cambria Math"/>
-                      <w:sz w:val="28"/>
-                      <w:szCs w:val="28"/>
-                    </w:rPr>
-                    <m:t>⋅</m:t>
-                  </m:r>
-                  <m:r>
-                    <w:rPr>
-                      <w:rFonts w:ascii="Cambria Math" w:hAnsi="Cambria Math"/>
-                      <w:sz w:val="28"/>
-                      <w:szCs w:val="28"/>
-                    </w:rPr>
-                    <m:t>9</m:t>
+                    <m:t>7⋅5⋅1⋅9</m:t>
                   </m:r>
                 </m:e>
               </m:rad>
@@ -5941,23 +5530,7 @@
                   <w:sz w:val="28"/>
                   <w:szCs w:val="28"/>
                 </w:rPr>
-                <m:t>=</m:t>
-              </m:r>
-              <m:r>
-                <w:rPr>
-                  <w:rFonts w:ascii="Cambria Math" w:hAnsi="Cambria Math"/>
-                  <w:sz w:val="28"/>
-                  <w:szCs w:val="28"/>
-                </w:rPr>
-                <m:t>4.21</m:t>
-              </m:r>
-              <m:r>
-                <w:rPr>
-                  <w:rFonts w:ascii="Cambria Math" w:hAnsi="Cambria Math"/>
-                  <w:sz w:val="28"/>
-                  <w:szCs w:val="28"/>
-                </w:rPr>
-                <m:t>;</m:t>
+                <m:t>=4.21;</m:t>
               </m:r>
             </m:e>
             <m:sub>
@@ -6220,15 +5793,7 @@
                       <w:sz w:val="28"/>
                       <w:szCs w:val="28"/>
                     </w:rPr>
-                    <m:t>⋅</m:t>
-                  </m:r>
-                  <m:r>
-                    <w:rPr>
-                      <w:rFonts w:ascii="Cambria Math" w:hAnsi="Cambria Math"/>
-                      <w:sz w:val="28"/>
-                      <w:szCs w:val="28"/>
-                    </w:rPr>
-                    <m:t>1</m:t>
+                    <m:t>⋅1</m:t>
                   </m:r>
                 </m:e>
               </m:rad>
@@ -6238,23 +5803,7 @@
                   <w:sz w:val="28"/>
                   <w:szCs w:val="28"/>
                 </w:rPr>
-                <m:t>=</m:t>
-              </m:r>
-              <m:r>
-                <w:rPr>
-                  <w:rFonts w:ascii="Cambria Math" w:hAnsi="Cambria Math"/>
-                  <w:sz w:val="28"/>
-                  <w:szCs w:val="28"/>
-                </w:rPr>
-                <m:t>0.24</m:t>
-              </m:r>
-              <m:r>
-                <w:rPr>
-                  <w:rFonts w:ascii="Cambria Math" w:hAnsi="Cambria Math"/>
-                  <w:sz w:val="28"/>
-                  <w:szCs w:val="28"/>
-                </w:rPr>
-                <m:t>.</m:t>
+                <m:t>=0.24.</m:t>
               </m:r>
             </m:e>
             <m:sub>
@@ -6448,7 +5997,7 @@
         <w:jc w:val="center"/>
         <w:rPr>
           <w:sz w:val="28"/>
-          <w:lang w:val="en-US"/>
+          <w:lang w:val="ru-RU"/>
         </w:rPr>
       </w:pPr>
       <w:r>
@@ -6586,14 +6135,14 @@
       <w:r>
         <w:rPr>
           <w:sz w:val="28"/>
-          <w:lang w:val="en-US"/>
+          <w:lang w:val="ru-RU"/>
         </w:rPr>
         <w:t>8</w:t>
       </w:r>
       <w:r>
         <w:rPr>
           <w:sz w:val="28"/>
-          <w:lang w:val="en-US"/>
+          <w:lang w:val="ru-RU"/>
         </w:rPr>
         <w:t>.</w:t>
       </w:r>
@@ -6604,7 +6153,7 @@
         <w:jc w:val="center"/>
         <w:rPr>
           <w:sz w:val="28"/>
-          <w:lang w:val="en-US"/>
+          <w:lang w:val="ru-RU"/>
         </w:rPr>
       </w:pPr>
     </w:p>
@@ -6614,7 +6163,7 @@
         <w:jc w:val="both"/>
         <w:rPr>
           <w:sz w:val="28"/>
-          <w:lang w:val="en-US"/>
+          <w:lang w:val="ru-RU"/>
         </w:rPr>
       </w:pPr>
       <w:r>
@@ -6626,7 +6175,7 @@
       <w:r>
         <w:rPr>
           <w:sz w:val="28"/>
-          <w:lang w:val="en-US"/>
+          <w:lang w:val="ru-RU"/>
         </w:rPr>
         <w:t>:</w:t>
       </w:r>
@@ -6637,7 +6186,7 @@
         <w:jc w:val="both"/>
         <w:rPr>
           <w:sz w:val="28"/>
-          <w:lang w:val="en-US"/>
+          <w:lang w:val="ru-RU"/>
         </w:rPr>
       </w:pPr>
     </w:p>
@@ -6648,7 +6197,7 @@
         <w:rPr>
           <w:sz w:val="28"/>
           <w:szCs w:val="28"/>
-          <w:lang w:val="en-US"/>
+          <w:lang w:val="ru-RU"/>
         </w:rPr>
       </w:pPr>
       <w:r>
@@ -6674,7 +6223,7 @@
         <w:rPr>
           <w:sz w:val="28"/>
           <w:szCs w:val="28"/>
-          <w:lang w:val="en-US"/>
+          <w:lang w:val="ru-RU"/>
         </w:rPr>
         <w:t xml:space="preserve"> = </w:t>
       </w:r>
@@ -6701,10 +6250,53 @@
         <w:rPr>
           <w:sz w:val="28"/>
           <w:szCs w:val="28"/>
+          <w:lang w:val="ru-RU"/>
+        </w:rPr>
+        <w:t>/</w:t>
+      </w:r>
+      <w:r>
+        <w:rPr>
+          <w:i/>
+          <w:sz w:val="28"/>
+          <w:szCs w:val="28"/>
           <w:lang w:val="en-US"/>
         </w:rPr>
-        <w:t>/</w:t>
-      </w:r>
+        <w:t>C</w:t>
+      </w:r>
+      <w:r>
+        <w:rPr>
+          <w:sz w:val="28"/>
+          <w:szCs w:val="28"/>
+          <w:lang w:val="ru-RU"/>
+        </w:rPr>
+        <w:t>,</w:t>
+      </w:r>
+    </w:p>
+    <w:p>
+      <w:pPr>
+        <w:jc w:val="both"/>
+        <w:rPr>
+          <w:sz w:val="28"/>
+          <w:szCs w:val="28"/>
+          <w:lang w:val="ru-RU"/>
+        </w:rPr>
+      </w:pPr>
+      <w:r>
+        <w:rPr>
+          <w:sz w:val="28"/>
+          <w:szCs w:val="28"/>
+        </w:rPr>
+        <w:t>где</w:t>
+      </w:r>
+      <w:r>
+        <w:rPr>
+          <w:sz w:val="28"/>
+          <w:szCs w:val="28"/>
+          <w:lang w:val="ru-RU"/>
+        </w:rPr>
+        <w:t xml:space="preserve"> </w:t>
+      </w:r>
+      <w:proofErr w:type="spellStart"/>
       <w:r>
         <w:rPr>
           <w:i/>
@@ -6712,109 +6304,66 @@
           <w:szCs w:val="28"/>
           <w:lang w:val="en-US"/>
         </w:rPr>
-        <w:t>C</w:t>
-      </w:r>
-      <w:r>
-        <w:rPr>
+        <w:t>i</w:t>
+      </w:r>
+      <w:proofErr w:type="spellEnd"/>
+      <w:r>
+        <w:rPr>
+          <w:i/>
+          <w:sz w:val="28"/>
+          <w:szCs w:val="28"/>
+          <w:lang w:val="ru-RU"/>
+        </w:rPr>
+        <w:t xml:space="preserve"> </w:t>
+      </w:r>
+      <w:r>
+        <w:rPr>
+          <w:sz w:val="28"/>
+          <w:szCs w:val="28"/>
+          <w:lang w:val="ru-RU"/>
+        </w:rPr>
+        <w:t>=</w:t>
+      </w:r>
+      <w:r>
+        <w:rPr>
+          <w:sz w:val="28"/>
+          <w:szCs w:val="28"/>
+          <w:lang w:val="ru-RU"/>
+        </w:rPr>
+        <w:t xml:space="preserve"> </w:t>
+      </w:r>
+      <w:proofErr w:type="gramStart"/>
+      <w:r>
+        <w:rPr>
+          <w:sz w:val="28"/>
+          <w:szCs w:val="28"/>
+          <w:lang w:val="ru-RU"/>
+        </w:rPr>
+        <w:t>1,...</w:t>
+      </w:r>
+      <w:proofErr w:type="gramEnd"/>
+      <w:r>
+        <w:rPr>
+          <w:sz w:val="28"/>
+          <w:szCs w:val="28"/>
+          <w:lang w:val="ru-RU"/>
+        </w:rPr>
+        <w:t>,</w:t>
+      </w:r>
+      <w:r>
+        <w:rPr>
+          <w:i/>
           <w:sz w:val="28"/>
           <w:szCs w:val="28"/>
           <w:lang w:val="en-US"/>
         </w:rPr>
-        <w:t>,</w:t>
-      </w:r>
-    </w:p>
-    <w:p>
-      <w:pPr>
-        <w:jc w:val="both"/>
-        <w:rPr>
-          <w:sz w:val="28"/>
-          <w:szCs w:val="28"/>
-          <w:lang w:val="en-US"/>
-        </w:rPr>
-      </w:pPr>
-      <w:r>
-        <w:rPr>
-          <w:sz w:val="28"/>
-          <w:szCs w:val="28"/>
-        </w:rPr>
-        <w:t>где</w:t>
-      </w:r>
-      <w:r>
-        <w:rPr>
-          <w:sz w:val="28"/>
-          <w:szCs w:val="28"/>
-          <w:lang w:val="en-US"/>
-        </w:rPr>
-        <w:t xml:space="preserve"> </w:t>
-      </w:r>
-      <w:proofErr w:type="spellStart"/>
-      <w:r>
-        <w:rPr>
-          <w:i/>
-          <w:sz w:val="28"/>
-          <w:szCs w:val="28"/>
-          <w:lang w:val="en-US"/>
-        </w:rPr>
-        <w:t>i</w:t>
-      </w:r>
-      <w:proofErr w:type="spellEnd"/>
-      <w:r>
-        <w:rPr>
-          <w:i/>
-          <w:sz w:val="28"/>
-          <w:szCs w:val="28"/>
-          <w:lang w:val="en-US"/>
-        </w:rPr>
-        <w:t xml:space="preserve"> </w:t>
-      </w:r>
-      <w:r>
-        <w:rPr>
-          <w:sz w:val="28"/>
-          <w:szCs w:val="28"/>
-          <w:lang w:val="en-US"/>
-        </w:rPr>
-        <w:t>=</w:t>
-      </w:r>
-      <w:r>
-        <w:rPr>
-          <w:sz w:val="28"/>
-          <w:szCs w:val="28"/>
-          <w:lang w:val="en-US"/>
-        </w:rPr>
-        <w:t xml:space="preserve"> </w:t>
-      </w:r>
-      <w:proofErr w:type="gramStart"/>
-      <w:r>
-        <w:rPr>
-          <w:sz w:val="28"/>
-          <w:szCs w:val="28"/>
-          <w:lang w:val="en-US"/>
-        </w:rPr>
-        <w:t>1,...</w:t>
-      </w:r>
-      <w:proofErr w:type="gramEnd"/>
-      <w:r>
-        <w:rPr>
-          <w:sz w:val="28"/>
-          <w:szCs w:val="28"/>
-          <w:lang w:val="en-US"/>
-        </w:rPr>
-        <w:t>,</w:t>
-      </w:r>
-      <w:r>
-        <w:rPr>
-          <w:i/>
-          <w:sz w:val="28"/>
-          <w:szCs w:val="28"/>
-          <w:lang w:val="en-US"/>
-        </w:rPr>
         <w:t>N</w:t>
       </w:r>
       <w:r>
         <w:rPr>
           <w:sz w:val="28"/>
           <w:szCs w:val="28"/>
-          <w:lang w:val="en-US"/>
+          <w:lang w:val="ru-RU"/>
         </w:rPr>
         <w:t>.</w:t>
       </w:r>
@@ -6826,7 +6375,7 @@
         <w:rPr>
           <w:sz w:val="28"/>
           <w:szCs w:val="28"/>
-          <w:lang w:val="en-US"/>
+          <w:lang w:val="ru-RU"/>
         </w:rPr>
       </w:pPr>
     </w:p>
@@ -6837,16 +6386,16 @@
         <w:rPr>
           <w:sz w:val="28"/>
           <w:szCs w:val="28"/>
+          <w:lang w:val="ru-RU"/>
+        </w:rPr>
+      </w:pPr>
+      <w:r>
+        <w:rPr>
+          <w:i/>
+          <w:sz w:val="28"/>
+          <w:szCs w:val="28"/>
           <w:lang w:val="en-US"/>
         </w:rPr>
-      </w:pPr>
-      <w:r>
-        <w:rPr>
-          <w:i/>
-          <w:sz w:val="28"/>
-          <w:szCs w:val="28"/>
-          <w:lang w:val="en-US"/>
-        </w:rPr>
         <w:t>V</w:t>
       </w:r>
       <w:r>
@@ -6907,7 +6456,7 @@
         <w:rPr>
           <w:sz w:val="28"/>
           <w:szCs w:val="28"/>
-          <w:lang w:val="en-US"/>
+          <w:lang w:val="ru-RU"/>
         </w:rPr>
         <w:t>;</w:t>
       </w:r>
@@ -6930,16 +6479,16 @@
         <w:rPr>
           <w:sz w:val="28"/>
           <w:szCs w:val="28"/>
+          <w:lang w:val="ru-RU"/>
+        </w:rPr>
+      </w:pPr>
+      <w:r>
+        <w:rPr>
+          <w:i/>
+          <w:sz w:val="28"/>
+          <w:szCs w:val="28"/>
           <w:lang w:val="en-US"/>
         </w:rPr>
-      </w:pPr>
-      <w:r>
-        <w:rPr>
-          <w:i/>
-          <w:sz w:val="28"/>
-          <w:szCs w:val="28"/>
-          <w:lang w:val="en-US"/>
-        </w:rPr>
         <w:t>V</w:t>
       </w:r>
       <w:r>
@@ -7000,7 +6549,7 @@
         <w:rPr>
           <w:sz w:val="28"/>
           <w:szCs w:val="28"/>
-          <w:lang w:val="en-US"/>
+          <w:lang w:val="ru-RU"/>
         </w:rPr>
         <w:t>;</w:t>
       </w:r>
@@ -7023,16 +6572,16 @@
         <w:rPr>
           <w:sz w:val="28"/>
           <w:szCs w:val="28"/>
+          <w:lang w:val="ru-RU"/>
+        </w:rPr>
+      </w:pPr>
+      <w:r>
+        <w:rPr>
+          <w:i/>
+          <w:sz w:val="28"/>
+          <w:szCs w:val="28"/>
           <w:lang w:val="en-US"/>
         </w:rPr>
-      </w:pPr>
-      <w:r>
-        <w:rPr>
-          <w:i/>
-          <w:sz w:val="28"/>
-          <w:szCs w:val="28"/>
-          <w:lang w:val="en-US"/>
-        </w:rPr>
         <w:t>V</w:t>
       </w:r>
       <w:r>
@@ -7093,7 +6642,7 @@
         <w:rPr>
           <w:sz w:val="28"/>
           <w:szCs w:val="28"/>
-          <w:lang w:val="en-US"/>
+          <w:lang w:val="ru-RU"/>
         </w:rPr>
         <w:t>;</w:t>
       </w:r>
@@ -7116,41 +6665,41 @@
         <w:rPr>
           <w:sz w:val="28"/>
           <w:szCs w:val="28"/>
+          <w:lang w:val="ru-RU"/>
+        </w:rPr>
+      </w:pPr>
+      <w:r>
+        <w:rPr>
+          <w:i/>
+          <w:sz w:val="28"/>
+          <w:szCs w:val="28"/>
           <w:lang w:val="en-US"/>
         </w:rPr>
-      </w:pPr>
-      <w:r>
-        <w:rPr>
-          <w:i/>
+        <w:t>V</w:t>
+      </w:r>
+      <w:r>
+        <w:rPr>
+          <w:sz w:val="28"/>
+          <w:szCs w:val="28"/>
+          <w:vertAlign w:val="subscript"/>
+          <w:lang w:val="ru-RU"/>
+        </w:rPr>
+        <w:t xml:space="preserve">4 </w:t>
+      </w:r>
+      <w:r>
+        <w:rPr>
+          <w:sz w:val="28"/>
+          <w:szCs w:val="28"/>
+          <w:lang w:val="ru-RU"/>
+        </w:rPr>
+        <w:t>=</w:t>
+      </w:r>
+      <w:r>
+        <w:rPr>
           <w:sz w:val="28"/>
           <w:szCs w:val="28"/>
           <w:lang w:val="en-US"/>
         </w:rPr>
-        <w:t>V</w:t>
-      </w:r>
-      <w:r>
-        <w:rPr>
-          <w:sz w:val="28"/>
-          <w:szCs w:val="28"/>
-          <w:vertAlign w:val="subscript"/>
-          <w:lang w:val="ru-RU"/>
-        </w:rPr>
-        <w:t xml:space="preserve">4 </w:t>
-      </w:r>
-      <w:r>
-        <w:rPr>
-          <w:sz w:val="28"/>
-          <w:szCs w:val="28"/>
-          <w:lang w:val="ru-RU"/>
-        </w:rPr>
-        <w:t>=</w:t>
-      </w:r>
-      <w:r>
-        <w:rPr>
-          <w:sz w:val="28"/>
-          <w:szCs w:val="28"/>
-          <w:lang w:val="en-US"/>
-        </w:rPr>
         <w:t> </w:t>
       </w:r>
       <w:r>
@@ -7209,7 +6758,7 @@
         <w:rPr>
           <w:sz w:val="28"/>
           <w:szCs w:val="28"/>
-          <w:lang w:val="en-US"/>
+          <w:lang w:val="ru-RU"/>
         </w:rPr>
         <w:t>.</w:t>
       </w:r>
@@ -7401,10 +6950,10 @@
             <v:path o:extrusionok="f" gradientshapeok="t" o:connecttype="rect"/>
             <o:lock v:ext="edit" aspectratio="t"/>
           </v:shapetype>
-          <v:shape id="_x0000_i1025" type="#_x0000_t75" style="width:71pt;height:45pt" o:ole="">
+          <v:shape id="_x0000_i1025" type="#_x0000_t75" style="width:71.15pt;height:44.95pt" o:ole="">
             <v:imagedata r:id="rId8" o:title=""/>
           </v:shape>
-          <o:OLEObject Type="Embed" ProgID="Equation.3" ShapeID="_x0000_i1025" DrawAspect="Content" ObjectID="_1831281585" r:id="rId9"/>
+          <o:OLEObject Type="Embed" ProgID="Equation.3" ShapeID="_x0000_i1025" DrawAspect="Content" ObjectID="_1831804052" r:id="rId9"/>
         </w:object>
       </w:r>
     </w:p>
@@ -7823,10 +7372,10 @@
           <w:szCs w:val="28"/>
         </w:rPr>
         <w:object w:dxaOrig="1640" w:dyaOrig="940" w14:anchorId="71766E63">
-          <v:shape id="_x0000_i1026" type="#_x0000_t75" style="width:82pt;height:47pt" o:ole="">
+          <v:shape id="_x0000_i1026" type="#_x0000_t75" style="width:82pt;height:47.05pt" o:ole="">
             <v:imagedata r:id="rId10" o:title=""/>
           </v:shape>
-          <o:OLEObject Type="Embed" ProgID="Equation.3" ShapeID="_x0000_i1026" DrawAspect="Content" ObjectID="_1831281586" r:id="rId11"/>
+          <o:OLEObject Type="Embed" ProgID="Equation.3" ShapeID="_x0000_i1026" DrawAspect="Content" ObjectID="_1831804053" r:id="rId11"/>
         </w:object>
       </w:r>
     </w:p>
@@ -7846,7 +7395,7 @@
         <w:jc w:val="center"/>
         <w:rPr>
           <w:sz w:val="28"/>
-          <w:lang w:val="en-US"/>
+          <w:lang w:val="ru-RU"/>
         </w:rPr>
       </w:pPr>
       <w:r>
@@ -7915,7 +7464,7 @@
       <w:r>
         <w:rPr>
           <w:sz w:val="28"/>
-          <w:lang w:val="en-US"/>
+          <w:lang w:val="ru-RU"/>
         </w:rPr>
         <w:t>106</w:t>
       </w:r>
@@ -7961,7 +7510,7 @@
       <w:r>
         <w:rPr>
           <w:sz w:val="28"/>
-          <w:lang w:val="en-US"/>
+          <w:lang w:val="ru-RU"/>
         </w:rPr>
         <w:t>217</w:t>
       </w:r>
@@ -8008,7 +7557,7 @@
       <w:r>
         <w:rPr>
           <w:sz w:val="28"/>
-          <w:lang w:val="en-US"/>
+          <w:lang w:val="ru-RU"/>
         </w:rPr>
         <w:t>640</w:t>
       </w:r>
@@ -8046,7 +7595,7 @@
       <w:r>
         <w:rPr>
           <w:sz w:val="28"/>
-          <w:lang w:val="en-US"/>
+          <w:lang w:val="ru-RU"/>
         </w:rPr>
         <w:t>36</w:t>
       </w:r>
@@ -8072,7 +7621,7 @@
       <w:r>
         <w:rPr>
           <w:sz w:val="28"/>
-          <w:lang w:val="en-US"/>
+          <w:lang w:val="ru-RU"/>
         </w:rPr>
         <w:t>15</w:t>
       </w:r>
@@ -8083,7 +7632,7 @@
         <w:jc w:val="center"/>
         <w:rPr>
           <w:sz w:val="28"/>
-          <w:lang w:val="en-US"/>
+          <w:lang w:val="ru-RU"/>
         </w:rPr>
       </w:pPr>
     </w:p>
@@ -8122,7 +7671,7 @@
         <w:jc w:val="center"/>
         <w:rPr>
           <w:sz w:val="28"/>
-          <w:lang w:val="en-US"/>
+          <w:lang w:val="ru-RU"/>
         </w:rPr>
       </w:pPr>
       <w:r>
@@ -8218,7 +7767,7 @@
       <w:r>
         <w:rPr>
           <w:sz w:val="28"/>
-          <w:lang w:val="en-US"/>
+          <w:lang w:val="ru-RU"/>
         </w:rPr>
         <w:t>;</w:t>
       </w:r>
@@ -8229,7 +7778,7 @@
         <w:jc w:val="center"/>
         <w:rPr>
           <w:sz w:val="28"/>
-          <w:lang w:val="en-US"/>
+          <w:lang w:val="ru-RU"/>
         </w:rPr>
       </w:pPr>
       <w:r>
@@ -8260,7 +7809,7 @@
       <w:r>
         <w:rPr>
           <w:sz w:val="28"/>
-          <w:lang w:val="en-US"/>
+          <w:lang w:val="ru-RU"/>
         </w:rPr>
         <w:t>31</w:t>
       </w:r>
@@ -8315,14 +7864,14 @@
       <w:r>
         <w:rPr>
           <w:sz w:val="28"/>
-          <w:lang w:val="en-US"/>
+          <w:lang w:val="ru-RU"/>
         </w:rPr>
         <w:t>105</w:t>
       </w:r>
       <w:r>
         <w:rPr>
           <w:sz w:val="28"/>
-          <w:lang w:val="en-US"/>
+          <w:lang w:val="ru-RU"/>
         </w:rPr>
         <w:t>.</w:t>
       </w:r>
@@ -8427,6 +7976,7 @@
       </w:pPr>
       <w:r>
         <w:rPr>
+          <w:noProof/>
           <w:sz w:val="28"/>
         </w:rPr>
         <w:drawing>
@@ -9277,7 +8827,7 @@
               <w:bottom w:val="single" w:sz="4" w:space="0" w:color="000000"/>
               <w:right w:val="single" w:sz="4" w:space="0" w:color="auto"/>
             </w:tcBorders>
-            <w:shd w:val="clear" w:color="000000" w:fill="ECDBEF"/>
+            <w:shd w:val="clear" w:color="auto" w:fill="auto"/>
             <w:noWrap/>
             <w:vAlign w:val="center"/>
             <w:hideMark/>
@@ -9315,7 +8865,7 @@
               <w:bottom w:val="single" w:sz="4" w:space="0" w:color="auto"/>
               <w:right w:val="single" w:sz="4" w:space="0" w:color="auto"/>
             </w:tcBorders>
-            <w:shd w:val="clear" w:color="000000" w:fill="ECDBEF"/>
+            <w:shd w:val="clear" w:color="auto" w:fill="auto"/>
             <w:noWrap/>
             <w:vAlign w:val="bottom"/>
             <w:hideMark/>
@@ -9359,6 +8909,7 @@
               <w:bottom w:val="single" w:sz="4" w:space="0" w:color="000000"/>
               <w:right w:val="single" w:sz="4" w:space="0" w:color="auto"/>
             </w:tcBorders>
+            <w:shd w:val="clear" w:color="auto" w:fill="auto"/>
             <w:vAlign w:val="center"/>
             <w:hideMark/>
           </w:tcPr>
@@ -9537,7 +9088,7 @@
               <w:bottom w:val="single" w:sz="4" w:space="0" w:color="auto"/>
               <w:right w:val="single" w:sz="4" w:space="0" w:color="auto"/>
             </w:tcBorders>
-            <w:shd w:val="clear" w:color="000000" w:fill="ECDBEF"/>
+            <w:shd w:val="clear" w:color="auto" w:fill="auto"/>
             <w:noWrap/>
             <w:vAlign w:val="bottom"/>
             <w:hideMark/>
@@ -9712,7 +9263,7 @@
               <w:bottom w:val="single" w:sz="4" w:space="0" w:color="auto"/>
               <w:right w:val="single" w:sz="4" w:space="0" w:color="auto"/>
             </w:tcBorders>
-            <w:shd w:val="clear" w:color="000000" w:fill="ECDBEF"/>
+            <w:shd w:val="clear" w:color="auto" w:fill="auto"/>
             <w:noWrap/>
             <w:vAlign w:val="bottom"/>
             <w:hideMark/>
@@ -9887,7 +9438,7 @@
               <w:bottom w:val="single" w:sz="4" w:space="0" w:color="auto"/>
               <w:right w:val="single" w:sz="4" w:space="0" w:color="auto"/>
             </w:tcBorders>
-            <w:shd w:val="clear" w:color="000000" w:fill="ECDBEF"/>
+            <w:shd w:val="clear" w:color="auto" w:fill="auto"/>
             <w:noWrap/>
             <w:vAlign w:val="bottom"/>
             <w:hideMark/>
@@ -10091,7 +9642,7 @@
         <w:rPr>
           <w:sz w:val="28"/>
           <w:szCs w:val="28"/>
-          <w:lang w:val="en-US"/>
+          <w:lang w:val="ru-RU"/>
         </w:rPr>
       </w:pPr>
       <w:proofErr w:type="spellStart"/>
@@ -10119,24 +9670,24 @@
         <w:rPr>
           <w:sz w:val="28"/>
           <w:szCs w:val="28"/>
+          <w:lang w:val="ru-RU"/>
+        </w:rPr>
+        <w:t xml:space="preserve"> = </w:t>
+      </w:r>
+      <w:r>
+        <w:rPr>
+          <w:i/>
+          <w:sz w:val="28"/>
+          <w:szCs w:val="28"/>
           <w:lang w:val="en-US"/>
         </w:rPr>
-        <w:t xml:space="preserve"> = </w:t>
-      </w:r>
-      <w:r>
-        <w:rPr>
-          <w:i/>
-          <w:sz w:val="28"/>
-          <w:szCs w:val="28"/>
-          <w:lang w:val="en-US"/>
-        </w:rPr>
         <w:t>N</w:t>
       </w:r>
       <w:r>
         <w:rPr>
           <w:sz w:val="28"/>
           <w:szCs w:val="28"/>
-          <w:lang w:val="en-US"/>
+          <w:lang w:val="ru-RU"/>
         </w:rPr>
         <w:t xml:space="preserve"> - </w:t>
       </w:r>
@@ -10165,28 +9716,81 @@
         <w:rPr>
           <w:sz w:val="28"/>
           <w:szCs w:val="28"/>
+          <w:lang w:val="ru-RU"/>
+        </w:rPr>
+        <w:t>,</w:t>
+      </w:r>
+    </w:p>
+    <w:p>
+      <w:pPr>
+        <w:jc w:val="both"/>
+        <w:rPr>
+          <w:sz w:val="28"/>
+          <w:szCs w:val="28"/>
+          <w:lang w:val="ru-RU"/>
+        </w:rPr>
+      </w:pPr>
+      <w:r>
+        <w:rPr>
+          <w:sz w:val="28"/>
+          <w:szCs w:val="28"/>
+        </w:rPr>
+        <w:t xml:space="preserve">где </w:t>
+      </w:r>
+      <w:proofErr w:type="spellStart"/>
+      <w:r>
+        <w:rPr>
+          <w:i/>
+          <w:sz w:val="28"/>
+          <w:szCs w:val="28"/>
           <w:lang w:val="en-US"/>
         </w:rPr>
+        <w:t>i</w:t>
+      </w:r>
+      <w:proofErr w:type="spellEnd"/>
+      <w:r>
+        <w:rPr>
+          <w:sz w:val="28"/>
+          <w:szCs w:val="28"/>
+          <w:lang w:val="ru-RU"/>
+        </w:rPr>
+        <w:t>=</w:t>
+      </w:r>
+      <w:proofErr w:type="gramStart"/>
+      <w:r>
+        <w:rPr>
+          <w:sz w:val="28"/>
+          <w:szCs w:val="28"/>
+          <w:lang w:val="ru-RU"/>
+        </w:rPr>
+        <w:t>1,...</w:t>
+      </w:r>
+      <w:proofErr w:type="gramEnd"/>
+      <w:r>
+        <w:rPr>
+          <w:sz w:val="28"/>
+          <w:szCs w:val="28"/>
+          <w:lang w:val="ru-RU"/>
+        </w:rPr>
         <w:t>,</w:t>
       </w:r>
-    </w:p>
-    <w:p>
-      <w:pPr>
-        <w:jc w:val="both"/>
-        <w:rPr>
+      <w:r>
+        <w:rPr>
+          <w:i/>
           <w:sz w:val="28"/>
           <w:szCs w:val="28"/>
           <w:lang w:val="en-US"/>
         </w:rPr>
-      </w:pPr>
-      <w:r>
-        <w:rPr>
-          <w:sz w:val="28"/>
-          <w:szCs w:val="28"/>
-        </w:rPr>
-        <w:t xml:space="preserve">где </w:t>
-      </w:r>
-      <w:proofErr w:type="spellStart"/>
+        <w:t>M</w:t>
+      </w:r>
+      <w:r>
+        <w:rPr>
+          <w:sz w:val="28"/>
+          <w:szCs w:val="28"/>
+          <w:lang w:val="ru-RU"/>
+        </w:rPr>
+        <w:t xml:space="preserve">, </w:t>
+      </w:r>
       <w:r>
         <w:rPr>
           <w:i/>
@@ -10194,83 +9798,30 @@
           <w:szCs w:val="28"/>
           <w:lang w:val="en-US"/>
         </w:rPr>
-        <w:t>i</w:t>
-      </w:r>
-      <w:proofErr w:type="spellEnd"/>
-      <w:r>
-        <w:rPr>
+        <w:t>j</w:t>
+      </w:r>
+      <w:r>
+        <w:rPr>
+          <w:sz w:val="28"/>
+          <w:szCs w:val="28"/>
+          <w:lang w:val="ru-RU"/>
+        </w:rPr>
+        <w:t>=1,...,</w:t>
+      </w:r>
+      <w:r>
+        <w:rPr>
+          <w:i/>
           <w:sz w:val="28"/>
           <w:szCs w:val="28"/>
           <w:lang w:val="en-US"/>
         </w:rPr>
-        <w:t>=</w:t>
-      </w:r>
-      <w:proofErr w:type="gramStart"/>
-      <w:r>
-        <w:rPr>
-          <w:sz w:val="28"/>
-          <w:szCs w:val="28"/>
-          <w:lang w:val="en-US"/>
-        </w:rPr>
-        <w:t>1,...</w:t>
-      </w:r>
-      <w:proofErr w:type="gramEnd"/>
-      <w:r>
-        <w:rPr>
-          <w:sz w:val="28"/>
-          <w:szCs w:val="28"/>
-          <w:lang w:val="en-US"/>
-        </w:rPr>
-        <w:t>,</w:t>
-      </w:r>
-      <w:r>
-        <w:rPr>
-          <w:i/>
-          <w:sz w:val="28"/>
-          <w:szCs w:val="28"/>
-          <w:lang w:val="en-US"/>
-        </w:rPr>
-        <w:t>M</w:t>
-      </w:r>
-      <w:r>
-        <w:rPr>
-          <w:sz w:val="28"/>
-          <w:szCs w:val="28"/>
-          <w:lang w:val="en-US"/>
-        </w:rPr>
-        <w:t xml:space="preserve">, </w:t>
-      </w:r>
-      <w:r>
-        <w:rPr>
-          <w:i/>
-          <w:sz w:val="28"/>
-          <w:szCs w:val="28"/>
-          <w:lang w:val="en-US"/>
-        </w:rPr>
-        <w:t>j</w:t>
-      </w:r>
-      <w:r>
-        <w:rPr>
-          <w:sz w:val="28"/>
-          <w:szCs w:val="28"/>
-          <w:lang w:val="en-US"/>
-        </w:rPr>
-        <w:t>=1,...,</w:t>
-      </w:r>
-      <w:r>
-        <w:rPr>
-          <w:i/>
-          <w:sz w:val="28"/>
-          <w:szCs w:val="28"/>
-          <w:lang w:val="en-US"/>
-        </w:rPr>
         <w:t>N</w:t>
       </w:r>
       <w:r>
         <w:rPr>
           <w:sz w:val="28"/>
           <w:szCs w:val="28"/>
-          <w:lang w:val="en-US"/>
+          <w:lang w:val="ru-RU"/>
         </w:rPr>
         <w:t xml:space="preserve">. </w:t>
       </w:r>
@@ -10402,7 +9953,7 @@
               <w:bottom w:val="single" w:sz="4" w:space="0" w:color="auto"/>
               <w:right w:val="single" w:sz="4" w:space="0" w:color="auto"/>
             </w:tcBorders>
-            <w:shd w:val="clear" w:color="000000" w:fill="ECDBEF"/>
+            <w:shd w:val="clear" w:color="auto" w:fill="auto"/>
             <w:noWrap/>
             <w:vAlign w:val="center"/>
             <w:hideMark/>
@@ -10440,7 +9991,7 @@
               <w:bottom w:val="single" w:sz="4" w:space="0" w:color="auto"/>
               <w:right w:val="single" w:sz="4" w:space="0" w:color="auto"/>
             </w:tcBorders>
-            <w:shd w:val="clear" w:color="000000" w:fill="ECDBEF"/>
+            <w:shd w:val="clear" w:color="auto" w:fill="auto"/>
             <w:noWrap/>
             <w:vAlign w:val="bottom"/>
             <w:hideMark/>
@@ -10484,6 +10035,7 @@
               <w:bottom w:val="single" w:sz="4" w:space="0" w:color="auto"/>
               <w:right w:val="single" w:sz="4" w:space="0" w:color="auto"/>
             </w:tcBorders>
+            <w:shd w:val="clear" w:color="auto" w:fill="auto"/>
             <w:vAlign w:val="center"/>
             <w:hideMark/>
           </w:tcPr>
@@ -10662,7 +10214,7 @@
               <w:bottom w:val="single" w:sz="4" w:space="0" w:color="auto"/>
               <w:right w:val="single" w:sz="4" w:space="0" w:color="auto"/>
             </w:tcBorders>
-            <w:shd w:val="clear" w:color="000000" w:fill="ECDBEF"/>
+            <w:shd w:val="clear" w:color="auto" w:fill="auto"/>
             <w:noWrap/>
             <w:vAlign w:val="bottom"/>
             <w:hideMark/>
@@ -10837,7 +10389,7 @@
               <w:bottom w:val="single" w:sz="4" w:space="0" w:color="auto"/>
               <w:right w:val="single" w:sz="4" w:space="0" w:color="auto"/>
             </w:tcBorders>
-            <w:shd w:val="clear" w:color="000000" w:fill="ECDBEF"/>
+            <w:shd w:val="clear" w:color="auto" w:fill="auto"/>
             <w:noWrap/>
             <w:vAlign w:val="bottom"/>
             <w:hideMark/>
@@ -11012,7 +10564,7 @@
               <w:bottom w:val="single" w:sz="4" w:space="0" w:color="auto"/>
               <w:right w:val="single" w:sz="4" w:space="0" w:color="auto"/>
             </w:tcBorders>
-            <w:shd w:val="clear" w:color="000000" w:fill="ECDBEF"/>
+            <w:shd w:val="clear" w:color="auto" w:fill="auto"/>
             <w:noWrap/>
             <w:vAlign w:val="bottom"/>
             <w:hideMark/>
@@ -11218,10 +10770,10 @@
           <w:szCs w:val="28"/>
         </w:rPr>
         <w:object w:dxaOrig="1400" w:dyaOrig="900" w14:anchorId="233C4E93">
-          <v:shape id="_x0000_i1027" type="#_x0000_t75" style="width:70pt;height:45pt" o:ole="">
+          <v:shape id="_x0000_i1027" type="#_x0000_t75" style="width:69.9pt;height:44.95pt" o:ole="">
             <v:imagedata r:id="rId13" o:title=""/>
           </v:shape>
-          <o:OLEObject Type="Embed" ProgID="Equation.3" ShapeID="_x0000_i1027" DrawAspect="Content" ObjectID="_1831281587" r:id="rId14"/>
+          <o:OLEObject Type="Embed" ProgID="Equation.3" ShapeID="_x0000_i1027" DrawAspect="Content" ObjectID="_1831804054" r:id="rId14"/>
         </w:object>
       </w:r>
     </w:p>
@@ -11736,10 +11288,10 @@
           <w:sz w:val="28"/>
         </w:rPr>
         <w:object w:dxaOrig="1280" w:dyaOrig="940" w14:anchorId="1101A6D2">
-          <v:shape id="_x0000_i1050" type="#_x0000_t75" style="width:64pt;height:47pt" o:ole="">
+          <v:shape id="_x0000_i1028" type="#_x0000_t75" style="width:64.1pt;height:47.05pt" o:ole="">
             <v:imagedata r:id="rId15" o:title=""/>
           </v:shape>
-          <o:OLEObject Type="Embed" ProgID="Equation.3" ShapeID="_x0000_i1050" DrawAspect="Content" ObjectID="_1831281588" r:id="rId16"/>
+          <o:OLEObject Type="Embed" ProgID="Equation.3" ShapeID="_x0000_i1028" DrawAspect="Content" ObjectID="_1831804055" r:id="rId16"/>
         </w:object>
       </w:r>
     </w:p>
@@ -12519,19 +12071,7 @@
         <w:rPr>
           <w:sz w:val="28"/>
         </w:rPr>
-        <w:t xml:space="preserve"> Потом А1 </w:t>
-      </w:r>
-      <w:r>
-        <w:rPr>
-          <w:sz w:val="28"/>
-        </w:rPr>
-        <w:t>–</w:t>
-      </w:r>
-      <w:r>
-        <w:rPr>
-          <w:sz w:val="28"/>
-        </w:rPr>
-        <w:t xml:space="preserve"> п</w:t>
+        <w:t xml:space="preserve"> Потом А1 – п</w:t>
       </w:r>
       <w:r>
         <w:rPr>
@@ -12563,19 +12103,7 @@
         <w:rPr>
           <w:sz w:val="28"/>
         </w:rPr>
-        <w:t>и А4</w:t>
-      </w:r>
-      <w:r>
-        <w:rPr>
-          <w:sz w:val="28"/>
-        </w:rPr>
-        <w:t xml:space="preserve"> –</w:t>
-      </w:r>
-      <w:r>
-        <w:rPr>
-          <w:sz w:val="28"/>
-        </w:rPr>
-        <w:t xml:space="preserve"> п</w:t>
+        <w:t>и А4 – п</w:t>
       </w:r>
       <w:r>
         <w:rPr>
@@ -12695,10 +12223,10 @@
           <w:szCs w:val="28"/>
         </w:rPr>
         <w:object w:dxaOrig="1440" w:dyaOrig="900" w14:anchorId="29FCA25E">
-          <v:shape id="_x0000_i1029" type="#_x0000_t75" style="width:1in;height:45pt" o:ole="">
+          <v:shape id="_x0000_i1029" type="#_x0000_t75" style="width:1in;height:44.95pt" o:ole="">
             <v:imagedata r:id="rId17" o:title=""/>
           </v:shape>
-          <o:OLEObject Type="Embed" ProgID="Equation.3" ShapeID="_x0000_i1029" DrawAspect="Content" ObjectID="_1831281589" r:id="rId18"/>
+          <o:OLEObject Type="Embed" ProgID="Equation.3" ShapeID="_x0000_i1029" DrawAspect="Content" ObjectID="_1831804056" r:id="rId18"/>
         </w:object>
       </w:r>
     </w:p>
@@ -13212,7 +12740,7 @@
         <w:jc w:val="center"/>
         <w:rPr>
           <w:sz w:val="28"/>
-          <w:lang w:val="en-US"/>
+          <w:lang w:val="ru-RU"/>
         </w:rPr>
       </w:pPr>
       <w:r>
@@ -13273,7 +12801,7 @@
       <w:r>
         <w:rPr>
           <w:sz w:val="28"/>
-          <w:lang w:val="en-US"/>
+          <w:lang w:val="ru-RU"/>
         </w:rPr>
         <w:t>.</w:t>
       </w:r>
@@ -13284,7 +12812,7 @@
         <w:jc w:val="center"/>
         <w:rPr>
           <w:sz w:val="28"/>
-          <w:lang w:val="en-US"/>
+          <w:lang w:val="ru-RU"/>
         </w:rPr>
       </w:pPr>
     </w:p>
@@ -13329,10 +12857,10 @@
           <w:szCs w:val="28"/>
         </w:rPr>
         <w:object w:dxaOrig="2079" w:dyaOrig="940" w14:anchorId="43167A96">
-          <v:shape id="_x0000_i1045" type="#_x0000_t75" style="width:104pt;height:47pt" o:ole="">
+          <v:shape id="_x0000_i1030" type="#_x0000_t75" style="width:104.05pt;height:47.05pt" o:ole="">
             <v:imagedata r:id="rId19" o:title=""/>
           </v:shape>
-          <o:OLEObject Type="Embed" ProgID="Equation.3" ShapeID="_x0000_i1045" DrawAspect="Content" ObjectID="_1831281590" r:id="rId20"/>
+          <o:OLEObject Type="Embed" ProgID="Equation.3" ShapeID="_x0000_i1030" DrawAspect="Content" ObjectID="_1831804057" r:id="rId20"/>
         </w:object>
       </w:r>
     </w:p>
@@ -13720,7 +13248,7 @@
         <w:rPr>
           <w:sz w:val="28"/>
           <w:szCs w:val="28"/>
-          <w:lang w:val="en-US"/>
+          <w:lang w:val="ru-RU"/>
         </w:rPr>
       </w:pPr>
       <w:r>
@@ -13730,17 +13258,17 @@
           <w:szCs w:val="28"/>
         </w:rPr>
         <w:object w:dxaOrig="2580" w:dyaOrig="820" w14:anchorId="276E3A17">
-          <v:shape id="_x0000_i1031" type="#_x0000_t75" style="width:129pt;height:41pt" o:ole="">
+          <v:shape id="_x0000_i1031" type="#_x0000_t75" style="width:129pt;height:41.2pt" o:ole="">
             <v:imagedata r:id="rId21" o:title=""/>
           </v:shape>
-          <o:OLEObject Type="Embed" ProgID="Equation.3" ShapeID="_x0000_i1031" DrawAspect="Content" ObjectID="_1831281591" r:id="rId22"/>
+          <o:OLEObject Type="Embed" ProgID="Equation.3" ShapeID="_x0000_i1031" DrawAspect="Content" ObjectID="_1831804058" r:id="rId22"/>
         </w:object>
       </w:r>
       <w:r>
         <w:rPr>
           <w:sz w:val="28"/>
           <w:szCs w:val="28"/>
-          <w:lang w:val="en-US"/>
+          <w:lang w:val="ru-RU"/>
         </w:rPr>
         <w:t>;</w:t>
       </w:r>
@@ -13942,7 +13470,7 @@
           <w:iCs/>
           <w:sz w:val="28"/>
           <w:szCs w:val="28"/>
-          <w:lang w:val="en-US"/>
+          <w:lang w:val="ru-RU"/>
         </w:rPr>
         <w:t>.</w:t>
       </w:r>
@@ -13963,6 +13491,7 @@
         </w:rPr>
         <w:t xml:space="preserve"> </w:t>
       </w:r>
+      <w:proofErr w:type="gramStart"/>
       <w:r>
         <w:rPr>
           <w:sz w:val="28"/>
@@ -14002,9 +13531,18 @@
         <w:rPr>
           <w:sz w:val="28"/>
           <w:szCs w:val="28"/>
-          <w:lang w:val="en-US"/>
-        </w:rPr>
-        <w:t xml:space="preserve">. </w:t>
+          <w:lang w:val="ru-RU"/>
+        </w:rPr>
+        <w:t>.</w:t>
+      </w:r>
+      <w:proofErr w:type="gramEnd"/>
+      <w:r>
+        <w:rPr>
+          <w:sz w:val="28"/>
+          <w:szCs w:val="28"/>
+          <w:lang w:val="ru-RU"/>
+        </w:rPr>
+        <w:t xml:space="preserve"> </w:t>
       </w:r>
       <w:r>
         <w:rPr>
@@ -14475,7 +14013,7 @@
         <w:jc w:val="both"/>
         <w:rPr>
           <w:sz w:val="28"/>
-          <w:lang w:val="en-US"/>
+          <w:lang w:val="ru-RU"/>
         </w:rPr>
       </w:pPr>
       <w:r>
@@ -14566,7 +14104,7 @@
       <w:r>
         <w:rPr>
           <w:sz w:val="28"/>
-          <w:lang w:val="en-US"/>
+          <w:lang w:val="ru-RU"/>
         </w:rPr>
         <w:t xml:space="preserve"> =</w:t>
       </w:r>
@@ -14579,7 +14117,7 @@
       <w:r>
         <w:rPr>
           <w:sz w:val="28"/>
-          <w:lang w:val="en-US"/>
+          <w:lang w:val="ru-RU"/>
         </w:rPr>
         <w:t>=</w:t>
       </w:r>
@@ -14592,7 +14130,7 @@
       <w:r>
         <w:rPr>
           <w:sz w:val="28"/>
-          <w:lang w:val="en-US"/>
+          <w:lang w:val="ru-RU"/>
         </w:rPr>
         <w:t>=</w:t>
       </w:r>
@@ -14605,7 +14143,7 @@
       <w:r>
         <w:rPr>
           <w:sz w:val="28"/>
-          <w:lang w:val="en-US"/>
+          <w:lang w:val="ru-RU"/>
         </w:rPr>
         <w:t>=</w:t>
       </w:r>
@@ -14618,7 +14156,7 @@
       <w:r>
         <w:rPr>
           <w:sz w:val="28"/>
-          <w:lang w:val="en-US"/>
+          <w:lang w:val="ru-RU"/>
         </w:rPr>
         <w:t>.</w:t>
       </w:r>
@@ -14629,7 +14167,7 @@
         <w:jc w:val="both"/>
         <w:rPr>
           <w:sz w:val="28"/>
-          <w:lang w:val="en-US"/>
+          <w:lang w:val="ru-RU"/>
         </w:rPr>
       </w:pPr>
     </w:p>
@@ -14761,7 +14299,7 @@
               <w:bottom w:val="single" w:sz="4" w:space="0" w:color="auto"/>
               <w:right w:val="single" w:sz="4" w:space="0" w:color="auto"/>
             </w:tcBorders>
-            <w:shd w:val="clear" w:color="000000" w:fill="E9D1FB"/>
+            <w:shd w:val="clear" w:color="auto" w:fill="auto"/>
             <w:noWrap/>
             <w:vAlign w:val="center"/>
             <w:hideMark/>
@@ -14799,7 +14337,7 @@
               <w:bottom w:val="single" w:sz="4" w:space="0" w:color="auto"/>
               <w:right w:val="single" w:sz="4" w:space="0" w:color="auto"/>
             </w:tcBorders>
-            <w:shd w:val="clear" w:color="000000" w:fill="E9D1FB"/>
+            <w:shd w:val="clear" w:color="auto" w:fill="auto"/>
             <w:noWrap/>
             <w:vAlign w:val="bottom"/>
             <w:hideMark/>
@@ -14843,6 +14381,7 @@
               <w:bottom w:val="single" w:sz="4" w:space="0" w:color="auto"/>
               <w:right w:val="single" w:sz="4" w:space="0" w:color="auto"/>
             </w:tcBorders>
+            <w:shd w:val="clear" w:color="auto" w:fill="auto"/>
             <w:vAlign w:val="center"/>
             <w:hideMark/>
           </w:tcPr>
@@ -15021,7 +14560,7 @@
               <w:bottom w:val="single" w:sz="4" w:space="0" w:color="auto"/>
               <w:right w:val="single" w:sz="4" w:space="0" w:color="auto"/>
             </w:tcBorders>
-            <w:shd w:val="clear" w:color="000000" w:fill="E9D1FB"/>
+            <w:shd w:val="clear" w:color="auto" w:fill="auto"/>
             <w:noWrap/>
             <w:vAlign w:val="bottom"/>
             <w:hideMark/>
@@ -15196,7 +14735,7 @@
               <w:bottom w:val="single" w:sz="4" w:space="0" w:color="auto"/>
               <w:right w:val="single" w:sz="4" w:space="0" w:color="auto"/>
             </w:tcBorders>
-            <w:shd w:val="clear" w:color="000000" w:fill="E9D1FB"/>
+            <w:shd w:val="clear" w:color="auto" w:fill="auto"/>
             <w:noWrap/>
             <w:vAlign w:val="bottom"/>
             <w:hideMark/>
@@ -15371,7 +14910,7 @@
               <w:bottom w:val="single" w:sz="4" w:space="0" w:color="auto"/>
               <w:right w:val="single" w:sz="4" w:space="0" w:color="auto"/>
             </w:tcBorders>
-            <w:shd w:val="clear" w:color="000000" w:fill="E9D1FB"/>
+            <w:shd w:val="clear" w:color="auto" w:fill="auto"/>
             <w:noWrap/>
             <w:vAlign w:val="bottom"/>
             <w:hideMark/>
@@ -15596,10 +15135,10 @@
           <w:szCs w:val="28"/>
         </w:rPr>
         <w:object w:dxaOrig="1460" w:dyaOrig="900" w14:anchorId="59434AA6">
-          <v:shape id="_x0000_i1032" type="#_x0000_t75" style="width:73pt;height:45pt" o:ole="">
+          <v:shape id="_x0000_i1032" type="#_x0000_t75" style="width:72.85pt;height:44.95pt" o:ole="">
             <v:imagedata r:id="rId23" o:title=""/>
           </v:shape>
-          <o:OLEObject Type="Embed" ProgID="Equation.3" ShapeID="_x0000_i1032" DrawAspect="Content" ObjectID="_1831281592" r:id="rId24"/>
+          <o:OLEObject Type="Embed" ProgID="Equation.3" ShapeID="_x0000_i1032" DrawAspect="Content" ObjectID="_1831804059" r:id="rId24"/>
         </w:object>
       </w:r>
     </w:p>
@@ -15717,7 +15256,7 @@
         <w:rPr>
           <w:sz w:val="28"/>
           <w:szCs w:val="28"/>
-          <w:lang w:val="en-US"/>
+          <w:lang w:val="ru-RU"/>
         </w:rPr>
         <w:t>4</w:t>
       </w:r>
@@ -15774,7 +15313,7 @@
         <w:rPr>
           <w:sz w:val="28"/>
           <w:szCs w:val="28"/>
-          <w:lang w:val="en-US"/>
+          <w:lang w:val="ru-RU"/>
         </w:rPr>
         <w:t>1</w:t>
       </w:r>
@@ -15796,7 +15335,7 @@
         <w:rPr>
           <w:sz w:val="28"/>
           <w:szCs w:val="28"/>
-          <w:lang w:val="en-US"/>
+          <w:lang w:val="ru-RU"/>
         </w:rPr>
         <w:t>15</w:t>
       </w:r>
@@ -15859,7 +15398,7 @@
         <w:rPr>
           <w:sz w:val="28"/>
           <w:szCs w:val="28"/>
-          <w:lang w:val="en-US"/>
+          <w:lang w:val="ru-RU"/>
         </w:rPr>
         <w:t>7</w:t>
       </w:r>
@@ -15888,7 +15427,7 @@
         <w:rPr>
           <w:sz w:val="28"/>
           <w:szCs w:val="28"/>
-          <w:lang w:val="en-US"/>
+          <w:lang w:val="ru-RU"/>
         </w:rPr>
         <w:t>1</w:t>
       </w:r>
@@ -15917,7 +15456,7 @@
         <w:rPr>
           <w:sz w:val="28"/>
           <w:szCs w:val="28"/>
-          <w:lang w:val="en-US"/>
+          <w:lang w:val="ru-RU"/>
         </w:rPr>
         <w:t>4</w:t>
       </w:r>
@@ -15946,7 +15485,7 @@
         <w:rPr>
           <w:sz w:val="28"/>
           <w:szCs w:val="28"/>
-          <w:lang w:val="en-US"/>
+          <w:lang w:val="ru-RU"/>
         </w:rPr>
         <w:t>12</w:t>
       </w:r>
@@ -16009,7 +15548,7 @@
         <w:rPr>
           <w:sz w:val="28"/>
           <w:szCs w:val="28"/>
-          <w:lang w:val="en-US"/>
+          <w:lang w:val="ru-RU"/>
         </w:rPr>
         <w:t>10 + 7 + 10 = 27</w:t>
       </w:r>
@@ -16072,7 +15611,7 @@
         <w:rPr>
           <w:sz w:val="28"/>
           <w:szCs w:val="28"/>
-          <w:lang w:val="en-US"/>
+          <w:lang w:val="ru-RU"/>
         </w:rPr>
         <w:t>1 + 4 + 7 = 12</w:t>
       </w:r>
@@ -16126,10 +15665,10 @@
           <w:szCs w:val="28"/>
         </w:rPr>
         <w:object w:dxaOrig="1280" w:dyaOrig="940" w14:anchorId="10D59916">
-          <v:shape id="_x0000_i1033" type="#_x0000_t75" style="width:64pt;height:47pt" o:ole="">
+          <v:shape id="_x0000_i1033" type="#_x0000_t75" style="width:64.1pt;height:47.05pt" o:ole="">
             <v:imagedata r:id="rId25" o:title=""/>
           </v:shape>
-          <o:OLEObject Type="Embed" ProgID="Equation.3" ShapeID="_x0000_i1033" DrawAspect="Content" ObjectID="_1831281593" r:id="rId26"/>
+          <o:OLEObject Type="Embed" ProgID="Equation.3" ShapeID="_x0000_i1033" DrawAspect="Content" ObjectID="_1831804060" r:id="rId26"/>
         </w:object>
       </w:r>
     </w:p>
@@ -16140,7 +15679,7 @@
         <w:rPr>
           <w:sz w:val="28"/>
           <w:szCs w:val="28"/>
-          <w:lang w:val="en-US"/>
+          <w:lang w:val="ru-RU"/>
         </w:rPr>
       </w:pPr>
       <w:r>
@@ -16162,7 +15701,7 @@
         <w:rPr>
           <w:sz w:val="28"/>
           <w:szCs w:val="28"/>
-          <w:lang w:val="en-US"/>
+          <w:lang w:val="ru-RU"/>
         </w:rPr>
         <w:t>15</w:t>
       </w:r>
@@ -16191,7 +15730,7 @@
         <w:rPr>
           <w:sz w:val="28"/>
           <w:szCs w:val="28"/>
-          <w:lang w:val="en-US"/>
+          <w:lang w:val="ru-RU"/>
         </w:rPr>
         <w:t>12</w:t>
       </w:r>
@@ -16220,7 +15759,7 @@
         <w:rPr>
           <w:sz w:val="28"/>
           <w:szCs w:val="28"/>
-          <w:lang w:val="en-US"/>
+          <w:lang w:val="ru-RU"/>
         </w:rPr>
         <w:t>7</w:t>
       </w:r>
@@ -16249,7 +15788,7 @@
         <w:rPr>
           <w:sz w:val="28"/>
           <w:szCs w:val="28"/>
-          <w:lang w:val="en-US"/>
+          <w:lang w:val="ru-RU"/>
         </w:rPr>
         <w:t>12</w:t>
       </w:r>
@@ -16264,7 +15803,7 @@
         <w:rPr>
           <w:sz w:val="28"/>
           <w:szCs w:val="28"/>
-          <w:lang w:val="en-US"/>
+          <w:lang w:val="ru-RU"/>
         </w:rPr>
         <w:t>66</w:t>
       </w:r>
@@ -16891,10 +16430,10 @@
           <w:szCs w:val="28"/>
         </w:rPr>
         <w:object w:dxaOrig="1860" w:dyaOrig="900" w14:anchorId="6C070CB1">
-          <v:shape id="_x0000_i1034" type="#_x0000_t75" style="width:93pt;height:45pt" o:ole="">
+          <v:shape id="_x0000_i1034" type="#_x0000_t75" style="width:92.8pt;height:44.95pt" o:ole="">
             <v:imagedata r:id="rId27" o:title=""/>
           </v:shape>
-          <o:OLEObject Type="Embed" ProgID="Equation.3" ShapeID="_x0000_i1034" DrawAspect="Content" ObjectID="_1831281594" r:id="rId28"/>
+          <o:OLEObject Type="Embed" ProgID="Equation.3" ShapeID="_x0000_i1034" DrawAspect="Content" ObjectID="_1831804061" r:id="rId28"/>
         </w:object>
       </w:r>
     </w:p>
@@ -16977,10 +16516,10 @@
           <w:szCs w:val="28"/>
         </w:rPr>
         <w:object w:dxaOrig="380" w:dyaOrig="400" w14:anchorId="25D10609">
-          <v:shape id="_x0000_i1035" type="#_x0000_t75" style="width:19pt;height:20pt" o:ole="">
+          <v:shape id="_x0000_i1035" type="#_x0000_t75" style="width:19.15pt;height:20pt" o:ole="">
             <v:imagedata r:id="rId29" o:title=""/>
           </v:shape>
-          <o:OLEObject Type="Embed" ProgID="Equation.3" ShapeID="_x0000_i1035" DrawAspect="Content" ObjectID="_1831281595" r:id="rId30"/>
+          <o:OLEObject Type="Embed" ProgID="Equation.3" ShapeID="_x0000_i1035" DrawAspect="Content" ObjectID="_1831804062" r:id="rId30"/>
         </w:object>
       </w:r>
       <w:r>
@@ -16994,7 +16533,7 @@
         <w:rPr>
           <w:sz w:val="28"/>
           <w:szCs w:val="28"/>
-          <w:lang w:val="en-US"/>
+          <w:lang w:val="ru-RU"/>
         </w:rPr>
         <w:t>15</w:t>
       </w:r>
@@ -17023,7 +16562,7 @@
         <w:rPr>
           <w:sz w:val="28"/>
           <w:szCs w:val="28"/>
-          <w:lang w:val="en-US"/>
+          <w:lang w:val="ru-RU"/>
         </w:rPr>
         <w:t>5</w:t>
       </w:r>
@@ -17051,10 +16590,10 @@
           <w:szCs w:val="28"/>
         </w:rPr>
         <w:object w:dxaOrig="420" w:dyaOrig="400" w14:anchorId="5EE14C80">
-          <v:shape id="_x0000_i1036" type="#_x0000_t75" style="width:21pt;height:20pt" o:ole="">
+          <v:shape id="_x0000_i1036" type="#_x0000_t75" style="width:20.8pt;height:20pt" o:ole="">
             <v:imagedata r:id="rId31" o:title=""/>
           </v:shape>
-          <o:OLEObject Type="Embed" ProgID="Equation.3" ShapeID="_x0000_i1036" DrawAspect="Content" ObjectID="_1831281596" r:id="rId32"/>
+          <o:OLEObject Type="Embed" ProgID="Equation.3" ShapeID="_x0000_i1036" DrawAspect="Content" ObjectID="_1831804063" r:id="rId32"/>
         </w:object>
       </w:r>
       <w:r>
@@ -17068,7 +16607,7 @@
         <w:rPr>
           <w:sz w:val="28"/>
           <w:szCs w:val="28"/>
-          <w:lang w:val="en-US"/>
+          <w:lang w:val="ru-RU"/>
         </w:rPr>
         <w:t>12</w:t>
       </w:r>
@@ -17097,7 +16636,7 @@
         <w:rPr>
           <w:sz w:val="28"/>
           <w:szCs w:val="28"/>
-          <w:lang w:val="en-US"/>
+          <w:lang w:val="ru-RU"/>
         </w:rPr>
         <w:t>4</w:t>
       </w:r>
@@ -17128,7 +16667,7 @@
           <v:shape id="_x0000_i1037" type="#_x0000_t75" style="width:20pt;height:20pt" o:ole="">
             <v:imagedata r:id="rId33" o:title=""/>
           </v:shape>
-          <o:OLEObject Type="Embed" ProgID="Equation.3" ShapeID="_x0000_i1037" DrawAspect="Content" ObjectID="_1831281597" r:id="rId34"/>
+          <o:OLEObject Type="Embed" ProgID="Equation.3" ShapeID="_x0000_i1037" DrawAspect="Content" ObjectID="_1831804064" r:id="rId34"/>
         </w:object>
       </w:r>
       <w:r>
@@ -17149,7 +16688,7 @@
         <w:rPr>
           <w:sz w:val="28"/>
           <w:szCs w:val="28"/>
-          <w:lang w:val="en-US"/>
+          <w:lang w:val="ru-RU"/>
         </w:rPr>
         <w:t>7</w:t>
       </w:r>
@@ -17178,7 +16717,7 @@
         <w:rPr>
           <w:sz w:val="28"/>
           <w:szCs w:val="28"/>
-          <w:lang w:val="en-US"/>
+          <w:lang w:val="ru-RU"/>
         </w:rPr>
         <w:t>9</w:t>
       </w:r>
@@ -17206,10 +16745,10 @@
           <w:szCs w:val="28"/>
         </w:rPr>
         <w:object w:dxaOrig="420" w:dyaOrig="400" w14:anchorId="43BBB7ED">
-          <v:shape id="_x0000_i1038" type="#_x0000_t75" style="width:21pt;height:20pt" o:ole="">
+          <v:shape id="_x0000_i1038" type="#_x0000_t75" style="width:20.8pt;height:20pt" o:ole="">
             <v:imagedata r:id="rId35" o:title=""/>
           </v:shape>
-          <o:OLEObject Type="Embed" ProgID="Equation.3" ShapeID="_x0000_i1038" DrawAspect="Content" ObjectID="_1831281598" r:id="rId36"/>
+          <o:OLEObject Type="Embed" ProgID="Equation.3" ShapeID="_x0000_i1038" DrawAspect="Content" ObjectID="_1831804065" r:id="rId36"/>
         </w:object>
       </w:r>
       <w:r>
@@ -17223,7 +16762,7 @@
         <w:rPr>
           <w:sz w:val="28"/>
           <w:szCs w:val="28"/>
-          <w:lang w:val="en-US"/>
+          <w:lang w:val="ru-RU"/>
         </w:rPr>
         <w:t>12</w:t>
       </w:r>
@@ -17252,7 +16791,7 @@
         <w:rPr>
           <w:sz w:val="28"/>
           <w:szCs w:val="28"/>
-          <w:lang w:val="en-US"/>
+          <w:lang w:val="ru-RU"/>
         </w:rPr>
         <w:t>4</w:t>
       </w:r>
@@ -17340,10 +16879,10 @@
           <w:szCs w:val="28"/>
         </w:rPr>
         <w:object w:dxaOrig="2600" w:dyaOrig="940" w14:anchorId="0E1CA9F3">
-          <v:shape id="_x0000_i1039" type="#_x0000_t75" style="width:130.5pt;height:47pt" o:ole="">
+          <v:shape id="_x0000_i1039" type="#_x0000_t75" style="width:130.7pt;height:47.05pt" o:ole="">
             <v:imagedata r:id="rId37" o:title=""/>
           </v:shape>
-          <o:OLEObject Type="Embed" ProgID="Equation.3" ShapeID="_x0000_i1039" DrawAspect="Content" ObjectID="_1831281599" r:id="rId38"/>
+          <o:OLEObject Type="Embed" ProgID="Equation.3" ShapeID="_x0000_i1039" DrawAspect="Content" ObjectID="_1831804066" r:id="rId38"/>
         </w:object>
       </w:r>
     </w:p>
@@ -17466,7 +17005,7 @@
         <w:rPr>
           <w:sz w:val="28"/>
           <w:szCs w:val="28"/>
-          <w:lang w:val="en-US"/>
+          <w:lang w:val="ru-RU"/>
         </w:rPr>
       </w:pPr>
       <w:r>
@@ -17552,7 +17091,7 @@
         <w:rPr>
           <w:sz w:val="28"/>
           <w:szCs w:val="28"/>
-          <w:lang w:val="en-US"/>
+          <w:lang w:val="ru-RU"/>
         </w:rPr>
         <w:t>4</w:t>
       </w:r>
@@ -17581,7 +17120,7 @@
         <w:rPr>
           <w:sz w:val="28"/>
           <w:szCs w:val="28"/>
-          <w:lang w:val="en-US"/>
+          <w:lang w:val="ru-RU"/>
         </w:rPr>
         <w:t>5</w:t>
       </w:r>
@@ -17619,7 +17158,7 @@
         <w:rPr>
           <w:sz w:val="28"/>
           <w:szCs w:val="28"/>
-          <w:lang w:val="en-US"/>
+          <w:lang w:val="ru-RU"/>
         </w:rPr>
         <w:t>7</w:t>
       </w:r>
@@ -17648,7 +17187,7 @@
         <w:rPr>
           <w:sz w:val="28"/>
           <w:szCs w:val="28"/>
-          <w:lang w:val="en-US"/>
+          <w:lang w:val="ru-RU"/>
         </w:rPr>
         <w:t>4</w:t>
       </w:r>
@@ -17686,7 +17225,7 @@
         <w:rPr>
           <w:sz w:val="28"/>
           <w:szCs w:val="28"/>
-          <w:lang w:val="en-US"/>
+          <w:lang w:val="ru-RU"/>
         </w:rPr>
         <w:t>10</w:t>
       </w:r>
@@ -17715,7 +17254,7 @@
         <w:rPr>
           <w:sz w:val="28"/>
           <w:szCs w:val="28"/>
-          <w:lang w:val="en-US"/>
+          <w:lang w:val="ru-RU"/>
         </w:rPr>
         <w:t>9</w:t>
       </w:r>
@@ -17753,7 +17292,7 @@
         <w:rPr>
           <w:sz w:val="28"/>
           <w:szCs w:val="28"/>
-          <w:lang w:val="en-US"/>
+          <w:lang w:val="ru-RU"/>
         </w:rPr>
         <w:t>1</w:t>
       </w:r>
@@ -17782,7 +17321,7 @@
         <w:rPr>
           <w:sz w:val="28"/>
           <w:szCs w:val="28"/>
-          <w:lang w:val="en-US"/>
+          <w:lang w:val="ru-RU"/>
         </w:rPr>
         <w:t>4</w:t>
       </w:r>
@@ -17820,7 +17359,7 @@
         <w:rPr>
           <w:sz w:val="28"/>
           <w:szCs w:val="28"/>
-          <w:lang w:val="en-US"/>
+          <w:lang w:val="ru-RU"/>
         </w:rPr>
         <w:t>;</w:t>
       </w:r>
@@ -17832,7 +17371,7 @@
         <w:rPr>
           <w:sz w:val="28"/>
           <w:szCs w:val="28"/>
-          <w:lang w:val="en-US"/>
+          <w:lang w:val="ru-RU"/>
         </w:rPr>
       </w:pPr>
       <w:r>
@@ -17939,7 +17478,7 @@
         <w:rPr>
           <w:sz w:val="28"/>
           <w:szCs w:val="28"/>
-          <w:lang w:val="en-US"/>
+          <w:lang w:val="ru-RU"/>
         </w:rPr>
         <w:t>5</w:t>
       </w:r>
@@ -17977,7 +17516,7 @@
         <w:rPr>
           <w:sz w:val="28"/>
           <w:szCs w:val="28"/>
-          <w:lang w:val="en-US"/>
+          <w:lang w:val="ru-RU"/>
         </w:rPr>
         <w:t>1</w:t>
       </w:r>
@@ -18006,7 +17545,7 @@
         <w:rPr>
           <w:sz w:val="28"/>
           <w:szCs w:val="28"/>
-          <w:lang w:val="en-US"/>
+          <w:lang w:val="ru-RU"/>
         </w:rPr>
         <w:t>4</w:t>
       </w:r>
@@ -18044,7 +17583,7 @@
         <w:rPr>
           <w:sz w:val="28"/>
           <w:szCs w:val="28"/>
-          <w:lang w:val="en-US"/>
+          <w:lang w:val="ru-RU"/>
         </w:rPr>
         <w:t>7</w:t>
       </w:r>
@@ -18073,7 +17612,7 @@
         <w:rPr>
           <w:sz w:val="28"/>
           <w:szCs w:val="28"/>
-          <w:lang w:val="en-US"/>
+          <w:lang w:val="ru-RU"/>
         </w:rPr>
         <w:t>9</w:t>
       </w:r>
@@ -18111,7 +17650,7 @@
         <w:rPr>
           <w:sz w:val="28"/>
           <w:szCs w:val="28"/>
-          <w:lang w:val="en-US"/>
+          <w:lang w:val="ru-RU"/>
         </w:rPr>
         <w:t>4</w:t>
       </w:r>
@@ -18140,7 +17679,7 @@
         <w:rPr>
           <w:sz w:val="28"/>
           <w:szCs w:val="28"/>
-          <w:lang w:val="en-US"/>
+          <w:lang w:val="ru-RU"/>
         </w:rPr>
         <w:t>4</w:t>
       </w:r>
@@ -18178,7 +17717,7 @@
         <w:rPr>
           <w:sz w:val="28"/>
           <w:szCs w:val="28"/>
-          <w:lang w:val="en-US"/>
+          <w:lang w:val="ru-RU"/>
         </w:rPr>
         <w:t>;</w:t>
       </w:r>
@@ -18190,7 +17729,7 @@
         <w:rPr>
           <w:sz w:val="28"/>
           <w:szCs w:val="28"/>
-          <w:lang w:val="en-US"/>
+          <w:lang w:val="ru-RU"/>
         </w:rPr>
       </w:pPr>
       <w:r>
@@ -18276,7 +17815,7 @@
         <w:rPr>
           <w:sz w:val="28"/>
           <w:szCs w:val="28"/>
-          <w:lang w:val="en-US"/>
+          <w:lang w:val="ru-RU"/>
         </w:rPr>
         <w:t>1</w:t>
       </w:r>
@@ -18305,7 +17844,7 @@
         <w:rPr>
           <w:sz w:val="28"/>
           <w:szCs w:val="28"/>
-          <w:lang w:val="en-US"/>
+          <w:lang w:val="ru-RU"/>
         </w:rPr>
         <w:t>5</w:t>
       </w:r>
@@ -18343,7 +17882,7 @@
         <w:rPr>
           <w:sz w:val="28"/>
           <w:szCs w:val="28"/>
-          <w:lang w:val="en-US"/>
+          <w:lang w:val="ru-RU"/>
         </w:rPr>
         <w:t>4</w:t>
       </w:r>
@@ -18372,7 +17911,7 @@
         <w:rPr>
           <w:sz w:val="28"/>
           <w:szCs w:val="28"/>
-          <w:lang w:val="en-US"/>
+          <w:lang w:val="ru-RU"/>
         </w:rPr>
         <w:t>4</w:t>
       </w:r>
@@ -18410,7 +17949,7 @@
         <w:rPr>
           <w:sz w:val="28"/>
           <w:szCs w:val="28"/>
-          <w:lang w:val="en-US"/>
+          <w:lang w:val="ru-RU"/>
         </w:rPr>
         <w:t>10</w:t>
       </w:r>
@@ -18439,7 +17978,7 @@
         <w:rPr>
           <w:sz w:val="28"/>
           <w:szCs w:val="28"/>
-          <w:lang w:val="en-US"/>
+          <w:lang w:val="ru-RU"/>
         </w:rPr>
         <w:t>9</w:t>
       </w:r>
@@ -18477,7 +18016,7 @@
         <w:rPr>
           <w:sz w:val="28"/>
           <w:szCs w:val="28"/>
-          <w:lang w:val="en-US"/>
+          <w:lang w:val="ru-RU"/>
         </w:rPr>
         <w:t>7</w:t>
       </w:r>
@@ -18506,7 +18045,7 @@
         <w:rPr>
           <w:sz w:val="28"/>
           <w:szCs w:val="28"/>
-          <w:lang w:val="en-US"/>
+          <w:lang w:val="ru-RU"/>
         </w:rPr>
         <w:t>4</w:t>
       </w:r>
@@ -18544,7 +18083,7 @@
         <w:rPr>
           <w:sz w:val="28"/>
           <w:szCs w:val="28"/>
-          <w:lang w:val="en-US"/>
+          <w:lang w:val="ru-RU"/>
         </w:rPr>
         <w:t>67</w:t>
       </w:r>
@@ -18552,7 +18091,7 @@
         <w:rPr>
           <w:sz w:val="28"/>
           <w:szCs w:val="28"/>
-          <w:lang w:val="en-US"/>
+          <w:lang w:val="ru-RU"/>
         </w:rPr>
         <w:t>.</w:t>
       </w:r>
@@ -18564,7 +18103,7 @@
         <w:rPr>
           <w:sz w:val="28"/>
           <w:szCs w:val="28"/>
-          <w:lang w:val="en-US"/>
+          <w:lang w:val="ru-RU"/>
         </w:rPr>
       </w:pPr>
     </w:p>
@@ -18600,7 +18139,7 @@
         <w:rPr>
           <w:sz w:val="28"/>
           <w:szCs w:val="28"/>
-          <w:lang w:val="en-US"/>
+          <w:lang w:val="ru-RU"/>
         </w:rPr>
       </w:pPr>
     </w:p>
@@ -18653,10 +18192,10 @@
           <w:szCs w:val="28"/>
         </w:rPr>
         <w:object w:dxaOrig="2620" w:dyaOrig="900" w14:anchorId="6F569985">
-          <v:shape id="_x0000_i1040" type="#_x0000_t75" style="width:130.5pt;height:45pt" o:ole="">
+          <v:shape id="_x0000_i1040" type="#_x0000_t75" style="width:130.7pt;height:44.95pt" o:ole="">
             <v:imagedata r:id="rId39" o:title=""/>
           </v:shape>
-          <o:OLEObject Type="Embed" ProgID="Equation.3" ShapeID="_x0000_i1040" DrawAspect="Content" ObjectID="_1831281600" r:id="rId40"/>
+          <o:OLEObject Type="Embed" ProgID="Equation.3" ShapeID="_x0000_i1040" DrawAspect="Content" ObjectID="_1831804067" r:id="rId40"/>
         </w:object>
       </w:r>
     </w:p>
@@ -18736,7 +18275,7 @@
         <w:rPr>
           <w:sz w:val="28"/>
           <w:szCs w:val="28"/>
-          <w:lang w:val="en-US"/>
+          <w:lang w:val="ru-RU"/>
         </w:rPr>
       </w:pPr>
       <w:r>
@@ -19007,7 +18546,7 @@
         <w:rPr>
           <w:sz w:val="28"/>
           <w:szCs w:val="28"/>
-          <w:lang w:val="en-US"/>
+          <w:lang w:val="ru-RU"/>
         </w:rPr>
         <w:t>;</w:t>
       </w:r>
@@ -19019,7 +18558,7 @@
         <w:rPr>
           <w:sz w:val="28"/>
           <w:szCs w:val="28"/>
-          <w:lang w:val="en-US"/>
+          <w:lang w:val="ru-RU"/>
         </w:rPr>
       </w:pPr>
       <w:r>
@@ -19264,7 +18803,7 @@
         <w:rPr>
           <w:sz w:val="28"/>
           <w:szCs w:val="28"/>
-          <w:lang w:val="en-US"/>
+          <w:lang w:val="ru-RU"/>
         </w:rPr>
         <w:t>;</w:t>
       </w:r>
@@ -19276,7 +18815,7 @@
         <w:rPr>
           <w:sz w:val="28"/>
           <w:szCs w:val="28"/>
-          <w:lang w:val="en-US"/>
+          <w:lang w:val="ru-RU"/>
         </w:rPr>
       </w:pPr>
       <w:r>
@@ -19522,7 +19061,7 @@
         <w:rPr>
           <w:sz w:val="28"/>
           <w:szCs w:val="28"/>
-          <w:lang w:val="en-US"/>
+          <w:lang w:val="ru-RU"/>
         </w:rPr>
         <w:t>;</w:t>
       </w:r>
@@ -19534,7 +19073,7 @@
         <w:rPr>
           <w:sz w:val="28"/>
           <w:szCs w:val="28"/>
-          <w:lang w:val="en-US"/>
+          <w:lang w:val="ru-RU"/>
         </w:rPr>
       </w:pPr>
       <w:r>
@@ -19779,7 +19318,7 @@
         <w:rPr>
           <w:sz w:val="28"/>
           <w:szCs w:val="28"/>
-          <w:lang w:val="en-US"/>
+          <w:lang w:val="ru-RU"/>
         </w:rPr>
         <w:t>.</w:t>
       </w:r>
@@ -20855,6 +20394,7 @@
     <w:lsdException w:name="HTML Sample" w:semiHidden="1" w:unhideWhenUsed="1"/>
     <w:lsdException w:name="HTML Typewriter" w:semiHidden="1" w:unhideWhenUsed="1"/>
     <w:lsdException w:name="HTML Variable" w:semiHidden="1" w:unhideWhenUsed="1"/>
+    <w:lsdException w:name="Normal Table" w:semiHidden="1" w:unhideWhenUsed="1"/>
     <w:lsdException w:name="annotation subject" w:semiHidden="1" w:unhideWhenUsed="1"/>
     <w:lsdException w:name="No List" w:semiHidden="1" w:unhideWhenUsed="1"/>
     <w:lsdException w:name="Outline List 1" w:semiHidden="1" w:unhideWhenUsed="1"/>
@@ -20901,8 +20441,10 @@
     <w:lsdException w:name="Table Subtle 2" w:semiHidden="1" w:unhideWhenUsed="1"/>
     <w:lsdException w:name="Table Web 1" w:semiHidden="1" w:unhideWhenUsed="1"/>
     <w:lsdException w:name="Table Web 2" w:semiHidden="1" w:unhideWhenUsed="1"/>
+    <w:lsdException w:name="Table Web 3" w:semiHidden="1" w:unhideWhenUsed="1"/>
     <w:lsdException w:name="Balloon Text" w:semiHidden="1" w:unhideWhenUsed="1"/>
     <w:lsdException w:name="Table Grid" w:uiPriority="39"/>
+    <w:lsdException w:name="Table Theme" w:semiHidden="1" w:unhideWhenUsed="1"/>
     <w:lsdException w:name="Placeholder Text" w:semiHidden="1"/>
     <w:lsdException w:name="No Spacing" w:uiPriority="1" w:qFormat="1"/>
     <w:lsdException w:name="Light Shading" w:uiPriority="60"/>
